--- a/docs/en/spss.docx
+++ b/docs/en/spss.docx
@@ -563,7 +563,7 @@
           <w:rPr>
             <w:rStyle w:val="Hyperlink"/>
           </w:rPr>
-          <w:t xml:space="preserve">ibe.edu.pl/en/data/how-to-analyse-data</w:t>
+          <w:t xml:space="preserve">ibe.edu.pl/en/data/how-to-analyze-data-from-international-large-scale-assessments-ilsa</w:t>
         </w:r>
       </w:hyperlink>
       <w:r>
@@ -1321,7 +1321,7 @@
                 <w:rPr>
                   <w:rStyle w:val="Hyperlink"/>
                 </w:rPr>
-                <w:t xml:space="preserve">ibe.edu.pl/en/data/how-to-analyse-data/idb-analyzer</w:t>
+                <w:t xml:space="preserve">ibe.edu.pl/en/data/how-to-analyze-data-from-international-large-scale-assessments-ilsa/idb-analyzer-eng</w:t>
               </w:r>
             </w:hyperlink>
           </w:p>
@@ -2506,7 +2506,7 @@
           <w:rPr>
             <w:rStyle w:val="Hyperlink"/>
           </w:rPr>
-          <w:t xml:space="preserve">www.ibe.edu.pl/pl/dane/gdzie-znalezc-dane-i-narzedzia-badawcze/pirls-dane-z-badan</w:t>
+          <w:t xml:space="preserve">www.ibe.edu.pl/en/data/where-to-find-the-data-and-research-instruments/pirls-data-international-assessments</w:t>
         </w:r>
       </w:hyperlink>
     </w:p>
@@ -5507,7 +5507,7 @@
           <w:rPr>
             <w:rStyle w:val="Hyperlink"/>
           </w:rPr>
-          <w:t xml:space="preserve">www.ibe.edu.pl/pl/dane/gdzie-znalezc-dane-i-narzedzia-badawcze/pirls-dane-z-badan</w:t>
+          <w:t xml:space="preserve">www.ibe.edu.pl/en/data/where-to-find-the-data-and-research-instruments/pirls-data-international-assessments</w:t>
         </w:r>
       </w:hyperlink>
     </w:p>
@@ -10668,7 +10668,7 @@
           <w:rPr>
             <w:rStyle w:val="Hyperlink"/>
           </w:rPr>
-          <w:t xml:space="preserve">www.ibe.edu.pl/pl/dane</w:t>
+          <w:t xml:space="preserve">www.ibe.edu.pl/en/data</w:t>
         </w:r>
       </w:hyperlink>
     </w:p>
@@ -10926,7 +10926,7 @@
           <w:rPr>
             <w:rStyle w:val="Hyperlink"/>
           </w:rPr>
-          <w:t xml:space="preserve">ibe.edu.pl/en/data/how-to-analyse-data/idb-analyzer</w:t>
+          <w:t xml:space="preserve">ibe.edu.pl/en/data/how-to-analyze-data-from-international-large-scale-assessments-ilsa/idb-analyzer-eng</w:t>
         </w:r>
       </w:hyperlink>
     </w:p>
@@ -10993,7 +10993,7 @@
           <w:rPr>
             <w:rStyle w:val="Hyperlink"/>
           </w:rPr>
-          <w:t xml:space="preserve">ibe.edu.pl/en/data/how-to-analyse-data/rrepest</w:t>
+          <w:t xml:space="preserve">ibe.edu.pl/en/data/how-to-analyze-data-from-international-large-scale-assessments-ilsa/r-repest-eng</w:t>
         </w:r>
       </w:hyperlink>
     </w:p>
@@ -11060,7 +11060,7 @@
           <w:rPr>
             <w:rStyle w:val="Hyperlink"/>
           </w:rPr>
-          <w:t xml:space="preserve">ibe.edu.pl/en/data/how-to-analyse-data/intsvy</w:t>
+          <w:t xml:space="preserve">ibe.edu.pl/en/data/how-to-analyze-data-from-international-large-scale-assessments-ilsa/intsvy-eng</w:t>
         </w:r>
       </w:hyperlink>
     </w:p>
@@ -11104,7 +11104,7 @@
           <w:rPr>
             <w:rStyle w:val="Hyperlink"/>
           </w:rPr>
-          <w:t xml:space="preserve">ibe.edu.pl/en/data/how-to-analyse-data/stata-repest</w:t>
+          <w:t xml:space="preserve">ibe.edu.pl/en/data/how-to-analyze-data-from-international-large-scale-assessments-ilsa/stata-repest-eng</w:t>
         </w:r>
       </w:hyperlink>
     </w:p>

--- a/docs/en/spss.docx
+++ b/docs/en/spss.docx
@@ -10638,7 +10638,7 @@
           <w:rPr>
             <w:rStyle w:val="Hyperlink"/>
           </w:rPr>
-          <w:t xml:space="preserve">www.oecd.org/en/about/programmes/sses.html</w:t>
+          <w:t xml:space="preserve">www.oecd.org/en/about/programmes/oecd-survey-on-social-and-emotional-skills.html#data</w:t>
         </w:r>
       </w:hyperlink>
     </w:p>

--- a/docs/en/spss.docx
+++ b/docs/en/spss.docx
@@ -7,15 +7,7 @@
         <w:pStyle w:val="Title"/>
       </w:pPr>
       <w:r>
-        <w:t xml:space="preserve">Analysis of data from International Educational Studies in SPSS</w:t>
-      </w:r>
-    </w:p>
-    <w:p>
-      <w:pPr>
-        <w:pStyle w:val="Subtitle"/>
-      </w:pPr>
-      <w:r>
-        <w:t xml:space="preserve">Worked examples using PIRLS 2021</w:t>
+        <w:t xml:space="preserve">PIRLS case study analysis with SPSS</w:t>
       </w:r>
     </w:p>
     <w:p>
@@ -183,49 +175,55 @@
         <w:pStyle w:val="BodyText"/>
       </w:pPr>
       <w:r>
-        <w:t xml:space="preserve">The guide is intended for those who want to get to know the data</w:t>
-      </w:r>
-      <w:r>
-        <w:t xml:space="preserve"> </w:t>
-      </w:r>
-      <w:r>
-        <w:t xml:space="preserve">efficiently, prepare variables for analysis and obtain first descriptive</w:t>
-      </w:r>
-      <w:r>
-        <w:t xml:space="preserve"> </w:t>
-      </w:r>
-      <w:r>
-        <w:t xml:space="preserve">results. It does not require advanced statistical knowledge. Its aim is to</w:t>
-      </w:r>
-      <w:r>
-        <w:t xml:space="preserve"> </w:t>
-      </w:r>
-      <w:r>
-        <w:t xml:space="preserve">show what can be done in SPSS conveniently and correctly at the</w:t>
-      </w:r>
-      <w:r>
-        <w:t xml:space="preserve"> </w:t>
-      </w:r>
-      <w:r>
-        <w:t xml:space="preserve">data-preparation stage, and also to indicate the point at which it is</w:t>
-      </w:r>
-      <w:r>
-        <w:t xml:space="preserve"> </w:t>
-      </w:r>
-      <w:r>
-        <w:t xml:space="preserve">worth turning to tools designed specifically for analysing IEA and OECD</w:t>
-      </w:r>
-      <w:r>
-        <w:t xml:space="preserve"> </w:t>
-      </w:r>
-      <w:r>
-        <w:t xml:space="preserve">data — above all the IEA IDB Analyzer, which works directly with SPSS and</w:t>
-      </w:r>
-      <w:r>
-        <w:t xml:space="preserve"> </w:t>
-      </w:r>
-      <w:r>
-        <w:t xml:space="preserve">lets you carry out these analyses without switching software.</w:t>
+        <w:t xml:space="preserve">The guide is intended for those who want to become familiar with the data</w:t>
+      </w:r>
+      <w:r>
+        <w:t xml:space="preserve"> </w:t>
+      </w:r>
+      <w:r>
+        <w:t xml:space="preserve">efficiently, prepare variables for analysis and obtain initial descriptive</w:t>
+      </w:r>
+      <w:r>
+        <w:t xml:space="preserve"> </w:t>
+      </w:r>
+      <w:r>
+        <w:t xml:space="preserve">results. It does not require advanced knowledge of statistics. Its aim is</w:t>
+      </w:r>
+      <w:r>
+        <w:t xml:space="preserve"> </w:t>
+      </w:r>
+      <w:r>
+        <w:t xml:space="preserve">to demonstrate what can be done in SPSS conveniently and correctly at the</w:t>
+      </w:r>
+      <w:r>
+        <w:t xml:space="preserve"> </w:t>
+      </w:r>
+      <w:r>
+        <w:t xml:space="preserve">data-preparation stage, while also indicating when it is worth turning to</w:t>
+      </w:r>
+      <w:r>
+        <w:t xml:space="preserve"> </w:t>
+      </w:r>
+      <w:r>
+        <w:t xml:space="preserve">tools specifically designed for analysing the data from IEA and OECD</w:t>
+      </w:r>
+      <w:r>
+        <w:t xml:space="preserve"> </w:t>
+      </w:r>
+      <w:r>
+        <w:t xml:space="preserve">studies — most notably the IEA IDB Analyzer, which integrates directly</w:t>
+      </w:r>
+      <w:r>
+        <w:t xml:space="preserve"> </w:t>
+      </w:r>
+      <w:r>
+        <w:t xml:space="preserve">with SPSS and enables these analyses to be carried out without switching to</w:t>
+      </w:r>
+      <w:r>
+        <w:t xml:space="preserve"> </w:t>
+      </w:r>
+      <w:r>
+        <w:t xml:space="preserve">another software package.</w:t>
       </w:r>
     </w:p>
     <w:p>
@@ -250,13 +248,13 @@
         <w:pStyle w:val="FirstParagraph"/>
       </w:pPr>
       <w:r>
-        <w:t xml:space="preserve">PIRLS data, like data from other international large-scale assessments,</w:t>
-      </w:r>
-      <w:r>
-        <w:t xml:space="preserve"> </w:t>
-      </w:r>
-      <w:r>
-        <w:t xml:space="preserve">are distributed in the</w:t>
+        <w:t xml:space="preserve">PIRLS data, like data from other international large-scale assessments, are</w:t>
+      </w:r>
+      <w:r>
+        <w:t xml:space="preserve"> </w:t>
+      </w:r>
+      <w:r>
+        <w:t xml:space="preserve">distributed in the</w:t>
       </w:r>
       <w:r>
         <w:t xml:space="preserve"> </w:t>
@@ -271,49 +269,49 @@
         <w:t xml:space="preserve"> </w:t>
       </w:r>
       <w:r>
-        <w:t xml:space="preserve">format, the native SPSS format. As soon as</w:t>
-      </w:r>
-      <w:r>
-        <w:t xml:space="preserve"> </w:t>
-      </w:r>
-      <w:r>
-        <w:t xml:space="preserve">a file is opened, all variable and value labels are visible — one of the</w:t>
-      </w:r>
-      <w:r>
-        <w:t xml:space="preserve"> </w:t>
-      </w:r>
-      <w:r>
-        <w:t xml:space="preserve">clear advantages of working in SPSS, which offers both a readable</w:t>
-      </w:r>
-      <w:r>
-        <w:t xml:space="preserve"> </w:t>
-      </w:r>
-      <w:r>
-        <w:t xml:space="preserve">graphical interface and the ability to work with syntax. You can quickly</w:t>
-      </w:r>
-      <w:r>
-        <w:t xml:space="preserve"> </w:t>
-      </w:r>
-      <w:r>
-        <w:t xml:space="preserve">review the structure of the dataset, check response distributions, merge</w:t>
-      </w:r>
-      <w:r>
-        <w:t xml:space="preserve"> </w:t>
-      </w:r>
-      <w:r>
-        <w:t xml:space="preserve">files from different questionnaires and prepare variables for further</w:t>
-      </w:r>
-      <w:r>
-        <w:t xml:space="preserve"> </w:t>
-      </w:r>
-      <w:r>
-        <w:t xml:space="preserve">analysis, without having to install additional packages or pre-process</w:t>
-      </w:r>
-      <w:r>
-        <w:t xml:space="preserve"> </w:t>
-      </w:r>
-      <w:r>
-        <w:t xml:space="preserve">the file.</w:t>
+        <w:t xml:space="preserve">format, the native file format for SPSS. When a</w:t>
+      </w:r>
+      <w:r>
+        <w:t xml:space="preserve"> </w:t>
+      </w:r>
+      <w:r>
+        <w:t xml:space="preserve">file is opened, all variable and value labels are immediately available —</w:t>
+      </w:r>
+      <w:r>
+        <w:t xml:space="preserve"> </w:t>
+      </w:r>
+      <w:r>
+        <w:t xml:space="preserve">one of the clear advantages of working in SPSS, as this software offers</w:t>
+      </w:r>
+      <w:r>
+        <w:t xml:space="preserve"> </w:t>
+      </w:r>
+      <w:r>
+        <w:t xml:space="preserve">both a user-friendly graphical interface and the option to work with</w:t>
+      </w:r>
+      <w:r>
+        <w:t xml:space="preserve"> </w:t>
+      </w:r>
+      <w:r>
+        <w:t xml:space="preserve">syntax. You can quickly review the structure of the dataset, examine</w:t>
+      </w:r>
+      <w:r>
+        <w:t xml:space="preserve"> </w:t>
+      </w:r>
+      <w:r>
+        <w:t xml:space="preserve">response distributions, merge files from different questionnaires and</w:t>
+      </w:r>
+      <w:r>
+        <w:t xml:space="preserve"> </w:t>
+      </w:r>
+      <w:r>
+        <w:t xml:space="preserve">prepare variables for further analysis, without having to install</w:t>
+      </w:r>
+      <w:r>
+        <w:t xml:space="preserve"> </w:t>
+      </w:r>
+      <w:r>
+        <w:t xml:space="preserve">additional packages or perform any additional data processing.</w:t>
       </w:r>
     </w:p>
     <w:p>
@@ -337,7 +335,7 @@
         </w:numPr>
       </w:pPr>
       <w:r>
-        <w:t xml:space="preserve">opening and reviewing labelled</w:t>
+        <w:t xml:space="preserve">opening and reviewing</w:t>
       </w:r>
       <w:r>
         <w:t xml:space="preserve"> </w:t>
@@ -352,7 +350,7 @@
         <w:t xml:space="preserve"> </w:t>
       </w:r>
       <w:r>
-        <w:t xml:space="preserve">files</w:t>
+        <w:t xml:space="preserve">files with variable and value labels</w:t>
       </w:r>
     </w:p>
     <w:p>
@@ -364,7 +362,7 @@
         </w:numPr>
       </w:pPr>
       <w:r>
-        <w:t xml:space="preserve">merging files from different questionnaires (student, school, teacher)</w:t>
+        <w:t xml:space="preserve">merging data files from different questionnaires (student, school, teacher)</w:t>
       </w:r>
     </w:p>
     <w:p>
@@ -376,7 +374,7 @@
         </w:numPr>
       </w:pPr>
       <w:r>
-        <w:t xml:space="preserve">appending national (country-specific) questions to the international database</w:t>
+        <w:t xml:space="preserve">appending national (country-specific) questionnaire items to the international database</w:t>
       </w:r>
     </w:p>
     <w:p>
@@ -388,7 +386,7 @@
         </w:numPr>
       </w:pPr>
       <w:r>
-        <w:t xml:space="preserve">checking missing data and variable distributions</w:t>
+        <w:t xml:space="preserve">checking missing data and examining variable distributions</w:t>
       </w:r>
     </w:p>
     <w:p>
@@ -400,7 +398,7 @@
         </w:numPr>
       </w:pPr>
       <w:r>
-        <w:t xml:space="preserve">recoding variables and building simple indices</w:t>
+        <w:t xml:space="preserve">recoding variables and creating simple indicators</w:t>
       </w:r>
     </w:p>
     <w:p>
@@ -412,7 +410,7 @@
         </w:numPr>
       </w:pPr>
       <w:r>
-        <w:t xml:space="preserve">computing sums and means from several questionnaire items</w:t>
+        <w:t xml:space="preserve">calculating sums and means across multiple questionnaire items</w:t>
       </w:r>
     </w:p>
     <w:p>
@@ -436,7 +434,7 @@
         </w:numPr>
       </w:pPr>
       <w:r>
-        <w:t xml:space="preserve">preparing an output file for further analysis</w:t>
+        <w:t xml:space="preserve">preparing an output file for further analyses</w:t>
       </w:r>
     </w:p>
     <w:p>
@@ -444,25 +442,25 @@
         <w:pStyle w:val="FirstParagraph"/>
       </w:pPr>
       <w:r>
-        <w:t xml:space="preserve">SPSS works well as a first tool when working with these data — it lets</w:t>
-      </w:r>
-      <w:r>
-        <w:t xml:space="preserve"> </w:t>
-      </w:r>
-      <w:r>
-        <w:t xml:space="preserve">you quickly get oriented in the structure of the dataset, assess data</w:t>
-      </w:r>
-      <w:r>
-        <w:t xml:space="preserve"> </w:t>
-      </w:r>
-      <w:r>
-        <w:t xml:space="preserve">quality and prepare variables for the actual analyses. However, once you</w:t>
-      </w:r>
-      <w:r>
-        <w:t xml:space="preserve"> </w:t>
-      </w:r>
-      <w:r>
-        <w:t xml:space="preserve">want to test whether differences between groups of students are</w:t>
+        <w:t xml:space="preserve">SPSS works well as a first tool when working with these data. It allows you</w:t>
+      </w:r>
+      <w:r>
+        <w:t xml:space="preserve"> </w:t>
+      </w:r>
+      <w:r>
+        <w:t xml:space="preserve">to quickly become familiar with the structure of the dataset, assess data</w:t>
+      </w:r>
+      <w:r>
+        <w:t xml:space="preserve"> </w:t>
+      </w:r>
+      <w:r>
+        <w:t xml:space="preserve">quality and prepare variables for subsequent analyses. However, if you want</w:t>
+      </w:r>
+      <w:r>
+        <w:t xml:space="preserve"> </w:t>
+      </w:r>
+      <w:r>
+        <w:t xml:space="preserve">to determine whether differences between groups of students are</w:t>
       </w:r>
       <w:r>
         <w:t xml:space="preserve"> </w:t>
@@ -474,25 +472,25 @@
         <w:t xml:space="preserve"> </w:t>
       </w:r>
       <w:r>
-        <w:t xml:space="preserve">limitations that follow from the specific nature of these data. Although</w:t>
-      </w:r>
-      <w:r>
-        <w:t xml:space="preserve"> </w:t>
-      </w:r>
-      <w:r>
-        <w:t xml:space="preserve">OECD provides dedicated SPSS macros that allow correct computation, they</w:t>
-      </w:r>
-      <w:r>
-        <w:t xml:space="preserve"> </w:t>
-      </w:r>
-      <w:r>
-        <w:t xml:space="preserve">are considerably more complex to use than dedicated tools or packages such</w:t>
-      </w:r>
-      <w:r>
-        <w:t xml:space="preserve"> </w:t>
-      </w:r>
-      <w:r>
-        <w:t xml:space="preserve">as</w:t>
+        <w:t xml:space="preserve">limitations that follow from the complex design of these data. Although</w:t>
+      </w:r>
+      <w:r>
+        <w:t xml:space="preserve"> </w:t>
+      </w:r>
+      <w:r>
+        <w:t xml:space="preserve">OECD provides dedicated SPSS macros that allow these calculations to be</w:t>
+      </w:r>
+      <w:r>
+        <w:t xml:space="preserve"> </w:t>
+      </w:r>
+      <w:r>
+        <w:t xml:space="preserve">conducted properly, they are considerably more complex to use than</w:t>
+      </w:r>
+      <w:r>
+        <w:t xml:space="preserve"> </w:t>
+      </w:r>
+      <w:r>
+        <w:t xml:space="preserve">dedicated tools or packages such as</w:t>
       </w:r>
       <w:r>
         <w:t xml:space="preserve"> </w:t>
@@ -547,13 +545,13 @@
         <w:t xml:space="preserve">intsvy</w:t>
       </w:r>
       <w:r>
-        <w:t xml:space="preserve">. Guides to</w:t>
-      </w:r>
-      <w:r>
-        <w:t xml:space="preserve"> </w:t>
-      </w:r>
-      <w:r>
-        <w:t xml:space="preserve">these tools are available on the IBE-PIB website:</w:t>
+        <w:t xml:space="preserve">. Guides to these tools are available on the</w:t>
+      </w:r>
+      <w:r>
+        <w:t xml:space="preserve"> </w:t>
+      </w:r>
+      <w:r>
+        <w:t xml:space="preserve">IBE-PIB website:</w:t>
       </w:r>
       <w:r>
         <w:t xml:space="preserve"> </w:t>
@@ -728,7 +726,7 @@
                     <w:pStyle w:val="Compact"/>
                   </w:pPr>
                   <w:r>
-                    <w:t xml:space="preserve">Reading and reviewing files</w:t>
+                    <w:t xml:space="preserve">Opening and reviewing files</w:t>
                   </w:r>
                 </w:p>
               </w:tc>
@@ -763,7 +761,7 @@
                     <w:pStyle w:val="Compact"/>
                   </w:pPr>
                   <w:r>
-                    <w:t xml:space="preserve">Merging questionnaire files</w:t>
+                    <w:t xml:space="preserve">Merging questionnaire data files</w:t>
                   </w:r>
                 </w:p>
               </w:tc>
@@ -833,7 +831,7 @@
                     <w:pStyle w:val="Compact"/>
                   </w:pPr>
                   <w:r>
-                    <w:t xml:space="preserve">Exploratory tables and charts</w:t>
+                    <w:t xml:space="preserve">Creating exploratory tables and charts</w:t>
                   </w:r>
                 </w:p>
               </w:tc>
@@ -868,7 +866,7 @@
                     <w:pStyle w:val="Compact"/>
                   </w:pPr>
                   <w:r>
-                    <w:t xml:space="preserve">Computing weighted percentages</w:t>
+                    <w:t xml:space="preserve">Calculating weighted percentages</w:t>
                   </w:r>
                 </w:p>
               </w:tc>
@@ -903,7 +901,7 @@
                     <w:pStyle w:val="Compact"/>
                   </w:pPr>
                   <w:r>
-                    <w:t xml:space="preserve">Point estimates of means from PVs</w:t>
+                    <w:t xml:space="preserve">Calculating point estimates of means from PVs</w:t>
                   </w:r>
                 </w:p>
               </w:tc>
@@ -1145,7 +1143,7 @@
               <w:t xml:space="preserve"> </w:t>
             </w:r>
             <w:r>
-              <w:t xml:space="preserve">SPSS does not work alone — but the IDB Analyzer completes it</w:t>
+              <w:t xml:space="preserve">SPSS does not work alone — IEA IDB Analyzer complements it</w:t>
             </w:r>
           </w:p>
         </w:tc>
@@ -1169,19 +1167,25 @@
               <w:spacing w:before="16"/>
             </w:pPr>
             <w:r>
-              <w:t xml:space="preserve">The limitations in the table above do not mean you have to abandon SPSS.</w:t>
-            </w:r>
-            <w:r>
-              <w:t xml:space="preserve"> </w:t>
-            </w:r>
-            <w:r>
-              <w:t xml:space="preserve">The IEA IDB Analyzer is a free tool that — unlike the Rrepest, repest or</w:t>
-            </w:r>
-            <w:r>
-              <w:t xml:space="preserve"> </w:t>
-            </w:r>
-            <w:r>
-              <w:t xml:space="preserve">intsvy packages (which require R or Stata) — works directly with SPSS:</w:t>
+              <w:t xml:space="preserve">The limitations described in the table above do not mean you have to</w:t>
+            </w:r>
+            <w:r>
+              <w:t xml:space="preserve"> </w:t>
+            </w:r>
+            <w:r>
+              <w:t xml:space="preserve">abandon SPSS. The IEA IDB Analyzer is a free tool that integrates directly</w:t>
+            </w:r>
+            <w:r>
+              <w:t xml:space="preserve"> </w:t>
+            </w:r>
+            <w:r>
+              <w:t xml:space="preserve">with SPSS — unlike the Rrepest, repest or intsvy packages, which require R</w:t>
+            </w:r>
+            <w:r>
+              <w:t xml:space="preserve"> </w:t>
+            </w:r>
+            <w:r>
+              <w:t xml:space="preserve">or Stata. Specifically, the IEA IDB Analyzer:</w:t>
             </w:r>
           </w:p>
           <w:p>
@@ -1193,7 +1197,7 @@
               </w:numPr>
             </w:pPr>
             <w:r>
-              <w:t xml:space="preserve">it operates on the same</w:t>
+              <w:t xml:space="preserve">operates on the same</w:t>
             </w:r>
             <w:r>
               <w:t xml:space="preserve"> </w:t>
@@ -1220,7 +1224,13 @@
               </w:numPr>
             </w:pPr>
             <w:r>
-              <w:t xml:space="preserve">it requires no programming knowledge (point-and-click interface),</w:t>
+              <w:t xml:space="preserve">does not require programming skills (it provides a user-friendly</w:t>
+            </w:r>
+            <w:r>
+              <w:t xml:space="preserve"> </w:t>
+            </w:r>
+            <w:r>
+              <w:t xml:space="preserve">point-and-click interface),</w:t>
             </w:r>
           </w:p>
           <w:p>
@@ -1232,13 +1242,13 @@
               </w:numPr>
             </w:pPr>
             <w:r>
-              <w:t xml:space="preserve">it generates ready-made syntax that you run in SPSS, and you get the</w:t>
-            </w:r>
-            <w:r>
-              <w:t xml:space="preserve"> </w:t>
-            </w:r>
-            <w:r>
-              <w:t xml:space="preserve">results in the SPSS output window,</w:t>
+              <w:t xml:space="preserve">generates SPSS syntax automatically, with the results appearing in the</w:t>
+            </w:r>
+            <w:r>
+              <w:t xml:space="preserve"> </w:t>
+            </w:r>
+            <w:r>
+              <w:t xml:space="preserve">SPSS output viewer window,</w:t>
             </w:r>
           </w:p>
           <w:p>
@@ -1250,13 +1260,13 @@
               </w:numPr>
             </w:pPr>
             <w:r>
-              <w:t xml:space="preserve">it automatically accounts for replicate weights and plausible values</w:t>
-            </w:r>
-            <w:r>
-              <w:t xml:space="preserve"> </w:t>
-            </w:r>
-            <w:r>
-              <w:t xml:space="preserve">(PVs) — exactly what the standard SPSS procedures lack.</w:t>
+              <w:t xml:space="preserve">automatically accounts for replicate weights and plausible values (PVs) —</w:t>
+            </w:r>
+            <w:r>
+              <w:t xml:space="preserve"> </w:t>
+            </w:r>
+            <w:r>
+              <w:t xml:space="preserve">a feature that is not present in the standard SPSS procedures.</w:t>
             </w:r>
           </w:p>
           <w:p>
@@ -1288,19 +1298,19 @@
               <w:t xml:space="preserve">COMPUTE</w:t>
             </w:r>
             <w:r>
-              <w:t xml:space="preserve">, building indices) and hand the final population estimates over</w:t>
-            </w:r>
-            <w:r>
-              <w:t xml:space="preserve"> </w:t>
-            </w:r>
-            <w:r>
-              <w:t xml:space="preserve">to the IDB Analyzer — without leaving the SPSS ecosystem. The IDB Analyzer</w:t>
-            </w:r>
-            <w:r>
-              <w:t xml:space="preserve"> </w:t>
-            </w:r>
-            <w:r>
-              <w:t xml:space="preserve">is therefore a complement to SPSS, not a replacement for it.</w:t>
+              <w:t xml:space="preserve">, creating indicators), while the final population estimates are</w:t>
+            </w:r>
+            <w:r>
+              <w:t xml:space="preserve"> </w:t>
+            </w:r>
+            <w:r>
+              <w:t xml:space="preserve">calculated by the IDB Analyzer — without leaving the SPSS ecosystem. The</w:t>
+            </w:r>
+            <w:r>
+              <w:t xml:space="preserve"> </w:t>
+            </w:r>
+            <w:r>
+              <w:t xml:space="preserve">IDB Analyzer therefore complements SPSS rather than replacing it.</w:t>
             </w:r>
           </w:p>
           <w:p>
@@ -1311,7 +1321,7 @@
               <w:spacing w:after="16"/>
             </w:pPr>
             <w:r>
-              <w:t xml:space="preserve">A guide to the IDB Analyzer is available on the IBE-PIB website:</w:t>
+              <w:t xml:space="preserve">A guide to using the IEA IDB Analyzer is available on the IBE-PIB website:</w:t>
             </w:r>
             <w:r>
               <w:t xml:space="preserve"> </w:t>
@@ -1334,25 +1344,25 @@
         <w:pStyle w:val="BodyText"/>
       </w:pPr>
       <w:r>
-        <w:t xml:space="preserve">To use SPSS knowingly and safely, it is worth understanding where these</w:t>
-      </w:r>
-      <w:r>
-        <w:t xml:space="preserve"> </w:t>
-      </w:r>
-      <w:r>
-        <w:t xml:space="preserve">limitations actually come from. The specific nature of international</w:t>
-      </w:r>
-      <w:r>
-        <w:t xml:space="preserve"> </w:t>
-      </w:r>
-      <w:r>
-        <w:t xml:space="preserve">large-scale assessments rests on three methodological pillars that</w:t>
-      </w:r>
-      <w:r>
-        <w:t xml:space="preserve"> </w:t>
-      </w:r>
-      <w:r>
-        <w:t xml:space="preserve">substantially change the approach to statistical analysis.</w:t>
+        <w:t xml:space="preserve">To use SPSS appropriately and safely, it is important to understand the</w:t>
+      </w:r>
+      <w:r>
+        <w:t xml:space="preserve"> </w:t>
+      </w:r>
+      <w:r>
+        <w:t xml:space="preserve">reasons behind the limitations described above. International large-scale</w:t>
+      </w:r>
+      <w:r>
+        <w:t xml:space="preserve"> </w:t>
+      </w:r>
+      <w:r>
+        <w:t xml:space="preserve">assessments are based on three key methodological principles that</w:t>
+      </w:r>
+      <w:r>
+        <w:t xml:space="preserve"> </w:t>
+      </w:r>
+      <w:r>
+        <w:t xml:space="preserve">substantially affect the way statistical analyses should be conducted.</w:t>
       </w:r>
     </w:p>
     <w:p>
@@ -1363,13 +1373,13 @@
       </w:r>
     </w:p>
     <w:bookmarkEnd w:id="17"/>
-    <w:bookmarkStart w:id="28" w:name="X3d45b5137099eb9083332b8d40377f0236b4d21"/>
+    <w:bookmarkStart w:id="28" w:name="X2594d051a52cf75b729429f14959054fdb456f5"/>
     <w:p>
       <w:pPr>
         <w:pStyle w:val="Heading1"/>
       </w:pPr>
       <w:r>
-        <w:t xml:space="preserve">3. The specific nature of international assessment data</w:t>
+        <w:t xml:space="preserve">3. Methodological characteristics of international assessment data</w:t>
       </w:r>
     </w:p>
     <w:p>
@@ -1389,7 +1399,13 @@
         <w:t xml:space="preserve"> </w:t>
       </w:r>
       <w:r>
-        <w:t xml:space="preserve">justify the choices that appear later in the guide: why we use</w:t>
+        <w:t xml:space="preserve">explain several methodological choices that appear later in this guide: why</w:t>
+      </w:r>
+      <w:r>
+        <w:t xml:space="preserve"> </w:t>
+      </w:r>
+      <w:r>
+        <w:t xml:space="preserve">we use</w:t>
       </w:r>
       <w:r>
         <w:t xml:space="preserve"> </w:t>
@@ -1401,13 +1417,19 @@
         <w:t xml:space="preserve">WEIGHT BY</w:t>
       </w:r>
       <w:r>
-        <w:t xml:space="preserve">, why results from the standard SPSS procedures require careful</w:t>
-      </w:r>
-      <w:r>
-        <w:t xml:space="preserve"> </w:t>
-      </w:r>
-      <w:r>
-        <w:t xml:space="preserve">interpretation, and where the several scores per student come from.</w:t>
+        <w:t xml:space="preserve">, why results from the standard SPSS procedures should be</w:t>
+      </w:r>
+      <w:r>
+        <w:t xml:space="preserve"> </w:t>
+      </w:r>
+      <w:r>
+        <w:t xml:space="preserve">interpreted with caution, and why multiple achievement scores are available</w:t>
+      </w:r>
+      <w:r>
+        <w:t xml:space="preserve"> </w:t>
+      </w:r>
+      <w:r>
+        <w:t xml:space="preserve">for an individual student.</w:t>
       </w:r>
     </w:p>
     <w:bookmarkStart w:id="21" w:name="sampling-weights-why-we-use-weight-by"/>
@@ -1433,31 +1455,37 @@
         <w:pStyle w:val="FirstParagraph"/>
       </w:pPr>
       <w:r>
-        <w:t xml:space="preserve">In PIRLS, schools are selected with probability proportional to their</w:t>
-      </w:r>
-      <w:r>
-        <w:t xml:space="preserve"> </w:t>
-      </w:r>
-      <w:r>
-        <w:t xml:space="preserve">size, and then one or two classrooms take part in each sampled school.</w:t>
-      </w:r>
-      <w:r>
-        <w:t xml:space="preserve"> </w:t>
-      </w:r>
-      <w:r>
-        <w:t xml:space="preserve">This way of sampling means that individual schools have different chances</w:t>
-      </w:r>
-      <w:r>
-        <w:t xml:space="preserve"> </w:t>
-      </w:r>
-      <w:r>
-        <w:t xml:space="preserve">of being selected. Without applying weights, the results of analyses do</w:t>
-      </w:r>
-      <w:r>
-        <w:t xml:space="preserve"> </w:t>
-      </w:r>
-      <w:r>
-        <w:t xml:space="preserve">not reflect the population values for fourth-grade students.</w:t>
+        <w:t xml:space="preserve">In PIRLS, schools are selected with probability proportional to their size,</w:t>
+      </w:r>
+      <w:r>
+        <w:t xml:space="preserve"> </w:t>
+      </w:r>
+      <w:r>
+        <w:t xml:space="preserve">and then one or two classrooms are sampled within each selected school.</w:t>
+      </w:r>
+      <w:r>
+        <w:t xml:space="preserve"> </w:t>
+      </w:r>
+      <w:r>
+        <w:t xml:space="preserve">This way of sampling means that individual schools have different</w:t>
+      </w:r>
+      <w:r>
+        <w:t xml:space="preserve"> </w:t>
+      </w:r>
+      <w:r>
+        <w:t xml:space="preserve">probabilities of being included in the sample. Without applying sampling</w:t>
+      </w:r>
+      <w:r>
+        <w:t xml:space="preserve"> </w:t>
+      </w:r>
+      <w:r>
+        <w:t xml:space="preserve">weights, statistical analyses do not produce estimates that are</w:t>
+      </w:r>
+      <w:r>
+        <w:t xml:space="preserve"> </w:t>
+      </w:r>
+      <w:r>
+        <w:t xml:space="preserve">representative of the population of fourth-grade students.</w:t>
       </w:r>
     </w:p>
     <w:p>
@@ -1471,7 +1499,7 @@
         <w:t xml:space="preserve"> </w:t>
       </w:r>
       <w:r>
-        <w:t xml:space="preserve">many students in the population that person represents. In PIRLS 2021 this</w:t>
+        <w:t xml:space="preserve">many students in the population that student represents. In PIRLS 2021 this</w:t>
       </w:r>
       <w:r>
         <w:t xml:space="preserve"> </w:t>
@@ -1494,13 +1522,13 @@
         <w:t xml:space="preserve"> </w:t>
       </w:r>
       <w:r>
-        <w:t xml:space="preserve">variable (the total student weight). The weight is</w:t>
-      </w:r>
-      <w:r>
-        <w:t xml:space="preserve"> </w:t>
-      </w:r>
-      <w:r>
-        <w:t xml:space="preserve">activated with the</w:t>
+        <w:t xml:space="preserve">variable (the total student weight). In SPSS, the weight</w:t>
+      </w:r>
+      <w:r>
+        <w:t xml:space="preserve"> </w:t>
+      </w:r>
+      <w:r>
+        <w:t xml:space="preserve">is activated with the</w:t>
       </w:r>
       <w:r>
         <w:t xml:space="preserve"> </w:t>
@@ -1673,31 +1701,31 @@
               <w:t xml:space="preserve"> </w:t>
             </w:r>
             <w:r>
-              <w:t xml:space="preserve">is essential for the computed means and</w:t>
-            </w:r>
-            <w:r>
-              <w:t xml:space="preserve"> </w:t>
-            </w:r>
-            <w:r>
-              <w:t xml:space="preserve">percentages to correspond to population values. Without the weight,</w:t>
-            </w:r>
-            <w:r>
-              <w:t xml:space="preserve"> </w:t>
-            </w:r>
-            <w:r>
-              <w:t xml:space="preserve">results may be distorted by the over-representation of large or small</w:t>
-            </w:r>
-            <w:r>
-              <w:t xml:space="preserve"> </w:t>
-            </w:r>
-            <w:r>
-              <w:t xml:space="preserve">schools, uneven questionnaire response rates and a range of other factors</w:t>
-            </w:r>
-            <w:r>
-              <w:t xml:space="preserve"> </w:t>
-            </w:r>
-            <w:r>
-              <w:t xml:space="preserve">that follow from the sampling design.</w:t>
+              <w:t xml:space="preserve">is essential if the calculated means and</w:t>
+            </w:r>
+            <w:r>
+              <w:t xml:space="preserve"> </w:t>
+            </w:r>
+            <w:r>
+              <w:t xml:space="preserve">percentages are to represent population values. Without this weight, results</w:t>
+            </w:r>
+            <w:r>
+              <w:t xml:space="preserve"> </w:t>
+            </w:r>
+            <w:r>
+              <w:t xml:space="preserve">may be distorted by the over-representation of large or small schools,</w:t>
+            </w:r>
+            <w:r>
+              <w:t xml:space="preserve"> </w:t>
+            </w:r>
+            <w:r>
+              <w:t xml:space="preserve">uneven questionnaire response rates and a range of other factors stemming</w:t>
+            </w:r>
+            <w:r>
+              <w:t xml:space="preserve"> </w:t>
+            </w:r>
+            <w:r>
+              <w:t xml:space="preserve">from the complex sampling design.</w:t>
             </w:r>
           </w:p>
           <w:p/>
@@ -1705,13 +1733,13 @@
       </w:tr>
     </w:tbl>
     <w:bookmarkEnd w:id="21"/>
-    <w:bookmarkStart w:id="24" w:name="X24f180aef84b0d9066ccecb83ce8de96c140c3e"/>
+    <w:bookmarkStart w:id="24" w:name="X1eefb13c2f321a7143b43f3c6db6c2d41dd85bc"/>
     <w:p>
       <w:pPr>
         <w:pStyle w:val="Heading2"/>
       </w:pPr>
       <w:r>
-        <w:t xml:space="preserve">3.2 The complex sampling design: why SPSS reports different standard errors</w:t>
+        <w:t xml:space="preserve">3.2 Complex sampling design: why SPSS reports different standard errors</w:t>
       </w:r>
     </w:p>
     <w:p>
@@ -1719,37 +1747,37 @@
         <w:pStyle w:val="FirstParagraph"/>
       </w:pPr>
       <w:r>
-        <w:t xml:space="preserve">Students in PIRLS are not sampled individually from the whole population.</w:t>
-      </w:r>
-      <w:r>
-        <w:t xml:space="preserve"> </w:t>
-      </w:r>
-      <w:r>
-        <w:t xml:space="preserve">Schools are sampled first, then classrooms. Because students from the same</w:t>
-      </w:r>
-      <w:r>
-        <w:t xml:space="preserve"> </w:t>
-      </w:r>
-      <w:r>
-        <w:t xml:space="preserve">school or classroom are usually more similar to one another than students</w:t>
-      </w:r>
-      <w:r>
-        <w:t xml:space="preserve"> </w:t>
-      </w:r>
-      <w:r>
-        <w:t xml:space="preserve">from different schools, the standard SPSS procedures — which assume that</w:t>
-      </w:r>
-      <w:r>
-        <w:t xml:space="preserve"> </w:t>
-      </w:r>
-      <w:r>
-        <w:t xml:space="preserve">observations are fully independent — underestimate standard errors,</w:t>
-      </w:r>
-      <w:r>
-        <w:t xml:space="preserve"> </w:t>
-      </w:r>
-      <w:r>
-        <w:t xml:space="preserve">confidence intervals and</w:t>
+        <w:t xml:space="preserve">In PIRLS, students are not sampled individually from the entire target</w:t>
+      </w:r>
+      <w:r>
+        <w:t xml:space="preserve"> </w:t>
+      </w:r>
+      <w:r>
+        <w:t xml:space="preserve">population. Instead, schools are sampled first, and classes are sampled</w:t>
+      </w:r>
+      <w:r>
+        <w:t xml:space="preserve"> </w:t>
+      </w:r>
+      <w:r>
+        <w:t xml:space="preserve">within each selected school. Because students from the same school or class</w:t>
+      </w:r>
+      <w:r>
+        <w:t xml:space="preserve"> </w:t>
+      </w:r>
+      <w:r>
+        <w:t xml:space="preserve">tend to be more similar to one another than students from different schools,</w:t>
+      </w:r>
+      <w:r>
+        <w:t xml:space="preserve"> </w:t>
+      </w:r>
+      <w:r>
+        <w:t xml:space="preserve">the standard SPSS procedures — which assume that observations are fully</w:t>
+      </w:r>
+      <w:r>
+        <w:t xml:space="preserve"> </w:t>
+      </w:r>
+      <w:r>
+        <w:t xml:space="preserve">independent — underestimate standard errors, confidence intervals and</w:t>
       </w:r>
       <w:r>
         <w:t xml:space="preserve"> </w:t>
@@ -1762,13 +1790,13 @@
         <w:t xml:space="preserve">p</w:t>
       </w:r>
       <w:r>
-        <w:t xml:space="preserve">-values relative to the methods used in</w:t>
-      </w:r>
-      <w:r>
-        <w:t xml:space="preserve"> </w:t>
-      </w:r>
-      <w:r>
-        <w:t xml:space="preserve">international assessments.</w:t>
+        <w:t xml:space="preserve">-values relative to the methods used in international large-scale</w:t>
+      </w:r>
+      <w:r>
+        <w:t xml:space="preserve"> </w:t>
+      </w:r>
+      <w:r>
+        <w:t xml:space="preserve">assessments.</w:t>
       </w:r>
     </w:p>
     <w:p>
@@ -1782,19 +1810,19 @@
         <w:t xml:space="preserve"> </w:t>
       </w:r>
       <w:r>
-        <w:t xml:space="preserve">used: sets of additional weights that reflect modified versions of the</w:t>
-      </w:r>
-      <w:r>
-        <w:t xml:space="preserve"> </w:t>
-      </w:r>
-      <w:r>
-        <w:t xml:space="preserve">sample. They make it possible to account for the uncertainty arising from</w:t>
-      </w:r>
-      <w:r>
-        <w:t xml:space="preserve"> </w:t>
-      </w:r>
-      <w:r>
-        <w:t xml:space="preserve">the complex sampling design. The lack of built-in support for replicate</w:t>
+        <w:t xml:space="preserve">used. These consist of sets of additional weights representing modified</w:t>
+      </w:r>
+      <w:r>
+        <w:t xml:space="preserve"> </w:t>
+      </w:r>
+      <w:r>
+        <w:t xml:space="preserve">versions of the sample. They allow us to account for the uncertainty arising</w:t>
+      </w:r>
+      <w:r>
+        <w:t xml:space="preserve"> </w:t>
+      </w:r>
+      <w:r>
+        <w:t xml:space="preserve">from the complex sampling design. The lack of built-in support for replicate</w:t>
       </w:r>
       <w:r>
         <w:t xml:space="preserve"> </w:t>
@@ -1918,13 +1946,13 @@
               <w:spacing w:before="16" w:after="16"/>
             </w:pPr>
             <w:r>
-              <w:t xml:space="preserve">The standard SPSS procedures do not support analysis based on replicate</w:t>
-            </w:r>
-            <w:r>
-              <w:t xml:space="preserve"> </w:t>
-            </w:r>
-            <w:r>
-              <w:t xml:space="preserve">weights, so the standard errors, confidence intervals and</w:t>
+              <w:t xml:space="preserve">The standard SPSS procedures do not support analyses based on replicate</w:t>
+            </w:r>
+            <w:r>
+              <w:t xml:space="preserve"> </w:t>
+            </w:r>
+            <w:r>
+              <w:t xml:space="preserve">weights. Consequently, the standard errors, confidence intervals and</w:t>
             </w:r>
             <w:r>
               <w:t xml:space="preserve"> </w:t>
@@ -1937,25 +1965,25 @@
               <w:t xml:space="preserve">p</w:t>
             </w:r>
             <w:r>
-              <w:t xml:space="preserve">-values they</w:t>
-            </w:r>
-            <w:r>
-              <w:t xml:space="preserve"> </w:t>
-            </w:r>
-            <w:r>
-              <w:t xml:space="preserve">produce should, in published results, be replaced with values from tools</w:t>
-            </w:r>
-            <w:r>
-              <w:t xml:space="preserve"> </w:t>
-            </w:r>
-            <w:r>
-              <w:t xml:space="preserve">dedicated to international assessments — most simply with the IEA IDB</w:t>
-            </w:r>
-            <w:r>
-              <w:t xml:space="preserve"> </w:t>
-            </w:r>
-            <w:r>
-              <w:t xml:space="preserve">Analyzer, which works directly on</w:t>
+              <w:t xml:space="preserve">-values they produce should not be used for publication. Instead, these</w:t>
+            </w:r>
+            <w:r>
+              <w:t xml:space="preserve"> </w:t>
+            </w:r>
+            <w:r>
+              <w:t xml:space="preserve">statistics should be obtained using software tools specifically designed for</w:t>
+            </w:r>
+            <w:r>
+              <w:t xml:space="preserve"> </w:t>
+            </w:r>
+            <w:r>
+              <w:t xml:space="preserve">international assessment data, such as the IEA IDB Analyzer, which works</w:t>
+            </w:r>
+            <w:r>
+              <w:t xml:space="preserve"> </w:t>
+            </w:r>
+            <w:r>
+              <w:t xml:space="preserve">directly with</w:t>
             </w:r>
             <w:r>
               <w:t xml:space="preserve"> </w:t>
@@ -1970,19 +1998,19 @@
               <w:t xml:space="preserve"> </w:t>
             </w:r>
             <w:r>
-              <w:t xml:space="preserve">files and returns results in</w:t>
-            </w:r>
-            <w:r>
-              <w:t xml:space="preserve"> </w:t>
-            </w:r>
-            <w:r>
-              <w:t xml:space="preserve">SPSS. In exploratory analyses, the SPSS results can serve as a rough</w:t>
-            </w:r>
-            <w:r>
-              <w:t xml:space="preserve"> </w:t>
-            </w:r>
-            <w:r>
-              <w:t xml:space="preserve">reference point.</w:t>
+              <w:t xml:space="preserve">files and returns results within the SPSS environment.</w:t>
+            </w:r>
+            <w:r>
+              <w:t xml:space="preserve"> </w:t>
+            </w:r>
+            <w:r>
+              <w:t xml:space="preserve">In exploratory analyses, the standard SPSS output can serve as a useful</w:t>
+            </w:r>
+            <w:r>
+              <w:t xml:space="preserve"> </w:t>
+            </w:r>
+            <w:r>
+              <w:t xml:space="preserve">point of reference.</w:t>
             </w:r>
           </w:p>
           <w:p/>
@@ -1990,13 +2018,13 @@
       </w:tr>
     </w:tbl>
     <w:bookmarkEnd w:id="24"/>
-    <w:bookmarkStart w:id="27" w:name="Xa380e11f8e1665a8bc0eeac3e67e50f766e71e9"/>
+    <w:bookmarkStart w:id="27" w:name="X11a901b1c82500c7206d5a6f8bdee35dd9028b7"/>
     <w:p>
       <w:pPr>
         <w:pStyle w:val="Heading2"/>
       </w:pPr>
       <w:r>
-        <w:t xml:space="preserve">3.3 Plausible values: where the several outcome variables come from</w:t>
+        <w:t xml:space="preserve">3.3 Plausible values: why there are multiple achievement variables</w:t>
       </w:r>
     </w:p>
     <w:p>
@@ -2004,43 +2032,43 @@
         <w:pStyle w:val="FirstParagraph"/>
       </w:pPr>
       <w:r>
-        <w:t xml:space="preserve">In a traditional test, every student answers all the questions and</w:t>
-      </w:r>
-      <w:r>
-        <w:t xml:space="preserve"> </w:t>
-      </w:r>
-      <w:r>
-        <w:t xml:space="preserve">receives a single score. In studies such as PIRLS, however, there are far</w:t>
-      </w:r>
-      <w:r>
-        <w:t xml:space="preserve"> </w:t>
-      </w:r>
-      <w:r>
-        <w:t xml:space="preserve">too many items for a single student to answer them all within the</w:t>
-      </w:r>
-      <w:r>
-        <w:t xml:space="preserve"> </w:t>
-      </w:r>
-      <w:r>
-        <w:t xml:space="preserve">available testing time — so each student sees only a randomly assigned</w:t>
-      </w:r>
-      <w:r>
-        <w:t xml:space="preserve"> </w:t>
-      </w:r>
-      <w:r>
-        <w:t xml:space="preserve">subset of items. To estimate a student’s score on the full scale</w:t>
-      </w:r>
-      <w:r>
-        <w:t xml:space="preserve"> </w:t>
-      </w:r>
-      <w:r>
-        <w:t xml:space="preserve">nonetheless, statistical methods are used that, instead of a single</w:t>
-      </w:r>
-      <w:r>
-        <w:t xml:space="preserve"> </w:t>
-      </w:r>
-      <w:r>
-        <w:t xml:space="preserve">number, produce several</w:t>
+        <w:t xml:space="preserve">In a traditional test, every student answers the same set of questions and</w:t>
+      </w:r>
+      <w:r>
+        <w:t xml:space="preserve"> </w:t>
+      </w:r>
+      <w:r>
+        <w:t xml:space="preserve">receives a single score. In studies such as PIRLS, however, the assessment</w:t>
+      </w:r>
+      <w:r>
+        <w:t xml:space="preserve"> </w:t>
+      </w:r>
+      <w:r>
+        <w:t xml:space="preserve">contains far more items than any individual student can complete within the</w:t>
+      </w:r>
+      <w:r>
+        <w:t xml:space="preserve"> </w:t>
+      </w:r>
+      <w:r>
+        <w:t xml:space="preserve">available testing time. As a result, each student is assigned only a</w:t>
+      </w:r>
+      <w:r>
+        <w:t xml:space="preserve"> </w:t>
+      </w:r>
+      <w:r>
+        <w:t xml:space="preserve">randomly selected subset of items. To estimate a student’s achievement score</w:t>
+      </w:r>
+      <w:r>
+        <w:t xml:space="preserve"> </w:t>
+      </w:r>
+      <w:r>
+        <w:t xml:space="preserve">on the full assessment scale, statistical methods are used to generate</w:t>
+      </w:r>
+      <w:r>
+        <w:t xml:space="preserve"> </w:t>
+      </w:r>
+      <w:r>
+        <w:t xml:space="preserve">several</w:t>
       </w:r>
       <w:r>
         <w:t xml:space="preserve"> </w:t>
@@ -2056,7 +2084,7 @@
         <w:t xml:space="preserve"> </w:t>
       </w:r>
       <w:r>
-        <w:t xml:space="preserve">(PVs).</w:t>
+        <w:t xml:space="preserve">(PVs) rather than a single test score.</w:t>
       </w:r>
     </w:p>
     <w:p>
@@ -2064,7 +2092,13 @@
         <w:pStyle w:val="BodyText"/>
       </w:pPr>
       <w:r>
-        <w:t xml:space="preserve">For reading achievement in PIRLS 2021 there are five variables:</w:t>
+        <w:t xml:space="preserve">For reading achievement in PIRLS 2021 there are five plausible value</w:t>
+      </w:r>
+      <w:r>
+        <w:t xml:space="preserve"> </w:t>
+      </w:r>
+      <w:r>
+        <w:t xml:space="preserve">variables:</w:t>
       </w:r>
       <w:r>
         <w:t xml:space="preserve"> </w:t>
@@ -2127,13 +2161,19 @@
         <w:t xml:space="preserve">ASRREA05</w:t>
       </w:r>
       <w:r>
-        <w:t xml:space="preserve">. In other</w:t>
-      </w:r>
-      <w:r>
-        <w:t xml:space="preserve"> </w:t>
-      </w:r>
-      <w:r>
-        <w:t xml:space="preserve">studies the number of PVs may differ — PISA and PIAAC use ten.</w:t>
+        <w:t xml:space="preserve">.</w:t>
+      </w:r>
+      <w:r>
+        <w:t xml:space="preserve"> </w:t>
+      </w:r>
+      <w:r>
+        <w:t xml:space="preserve">In other studies the number of PVs may differ. For example, PISA and PIAAC</w:t>
+      </w:r>
+      <w:r>
+        <w:t xml:space="preserve"> </w:t>
+      </w:r>
+      <w:r>
+        <w:t xml:space="preserve">use ten PVs.</w:t>
       </w:r>
     </w:p>
     <w:tbl>
@@ -2221,7 +2261,7 @@
               <w:t xml:space="preserve"> </w:t>
             </w:r>
             <w:r>
-              <w:t xml:space="preserve">For exploration only</w:t>
+              <w:t xml:space="preserve">Use for exploration only</w:t>
             </w:r>
           </w:p>
         </w:tc>
@@ -2245,31 +2285,37 @@
               <w:spacing w:before="16" w:after="16"/>
             </w:pPr>
             <w:r>
-              <w:t xml:space="preserve">The mean of the PVs can be useful for exploring the data, but it should</w:t>
-            </w:r>
-            <w:r>
-              <w:t xml:space="preserve"> </w:t>
-            </w:r>
-            <w:r>
-              <w:t xml:space="preserve">not be the basis for reporting analyses such as regression, correlations</w:t>
-            </w:r>
-            <w:r>
-              <w:t xml:space="preserve"> </w:t>
-            </w:r>
-            <w:r>
-              <w:t xml:space="preserve">or statistical comparisons of groups. For such analyses you should use</w:t>
-            </w:r>
-            <w:r>
-              <w:t xml:space="preserve"> </w:t>
-            </w:r>
-            <w:r>
-              <w:t xml:space="preserve">tools that handle PVs in line with international-assessment methodology —</w:t>
-            </w:r>
-            <w:r>
-              <w:t xml:space="preserve"> </w:t>
-            </w:r>
-            <w:r>
-              <w:t xml:space="preserve">the IDB Analyzer, Rrepest, repest or intsvy.</w:t>
+              <w:t xml:space="preserve">The mean of the PVs can be useful for exploratory data analyses, but it</w:t>
+            </w:r>
+            <w:r>
+              <w:t xml:space="preserve"> </w:t>
+            </w:r>
+            <w:r>
+              <w:t xml:space="preserve">should not be the basis for reporting analyses such as regression,</w:t>
+            </w:r>
+            <w:r>
+              <w:t xml:space="preserve"> </w:t>
+            </w:r>
+            <w:r>
+              <w:t xml:space="preserve">correlation or statistical comparisons between groups. For such analyses you</w:t>
+            </w:r>
+            <w:r>
+              <w:t xml:space="preserve"> </w:t>
+            </w:r>
+            <w:r>
+              <w:t xml:space="preserve">should use tools that incorporate PVs in line with the methodology of</w:t>
+            </w:r>
+            <w:r>
+              <w:t xml:space="preserve"> </w:t>
+            </w:r>
+            <w:r>
+              <w:t xml:space="preserve">international assessments, such as the IEA IDB Analyzer, Rrepest, repest or</w:t>
+            </w:r>
+            <w:r>
+              <w:t xml:space="preserve"> </w:t>
+            </w:r>
+            <w:r>
+              <w:t xml:space="preserve">intsvy.</w:t>
             </w:r>
           </w:p>
           <w:p/>
@@ -2299,19 +2345,19 @@
         <w:pStyle w:val="FirstParagraph"/>
       </w:pPr>
       <w:r>
-        <w:t xml:space="preserve">Before starting work in SPSS, you need to download the appropriate files</w:t>
-      </w:r>
-      <w:r>
-        <w:t xml:space="preserve"> </w:t>
-      </w:r>
-      <w:r>
-        <w:t xml:space="preserve">and organise them on disk. It is worth distinguishing two types of</w:t>
-      </w:r>
-      <w:r>
-        <w:t xml:space="preserve"> </w:t>
-      </w:r>
-      <w:r>
-        <w:t xml:space="preserve">material from the outset. The first is the</w:t>
+        <w:t xml:space="preserve">Before starting work in SPSS, you need to download the required data files</w:t>
+      </w:r>
+      <w:r>
+        <w:t xml:space="preserve"> </w:t>
+      </w:r>
+      <w:r>
+        <w:t xml:space="preserve">and organise them on your computer. It is useful to distinguish between two</w:t>
+      </w:r>
+      <w:r>
+        <w:t xml:space="preserve"> </w:t>
+      </w:r>
+      <w:r>
+        <w:t xml:space="preserve">types of materials from the outset. The first consists of the</w:t>
       </w:r>
       <w:r>
         <w:t xml:space="preserve"> </w:t>
@@ -2321,7 +2367,7 @@
           <w:b/>
           <w:bCs/>
         </w:rPr>
-        <w:t xml:space="preserve">public international</w:t>
+        <w:t xml:space="preserve">public</w:t>
       </w:r>
       <w:r>
         <w:rPr>
@@ -2335,25 +2381,25 @@
           <w:b/>
           <w:bCs/>
         </w:rPr>
-        <w:t xml:space="preserve">databases</w:t>
-      </w:r>
-      <w:r>
-        <w:t xml:space="preserve"> </w:t>
-      </w:r>
-      <w:r>
-        <w:t xml:space="preserve">made available by IEA — they contain data from all countries</w:t>
-      </w:r>
-      <w:r>
-        <w:t xml:space="preserve"> </w:t>
-      </w:r>
-      <w:r>
-        <w:t xml:space="preserve">participating in the study and are available free of charge in the IEA</w:t>
-      </w:r>
-      <w:r>
-        <w:t xml:space="preserve"> </w:t>
-      </w:r>
-      <w:r>
-        <w:t xml:space="preserve">repository. The second is</w:t>
+        <w:t xml:space="preserve">international databases</w:t>
+      </w:r>
+      <w:r>
+        <w:t xml:space="preserve"> </w:t>
+      </w:r>
+      <w:r>
+        <w:t xml:space="preserve">made available by IEA — they contain data from all</w:t>
+      </w:r>
+      <w:r>
+        <w:t xml:space="preserve"> </w:t>
+      </w:r>
+      <w:r>
+        <w:t xml:space="preserve">countries participating in the study and are available free of charge</w:t>
+      </w:r>
+      <w:r>
+        <w:t xml:space="preserve"> </w:t>
+      </w:r>
+      <w:r>
+        <w:t xml:space="preserve">through the IEA Data Repository. The second consists of</w:t>
       </w:r>
       <w:r>
         <w:t xml:space="preserve"> </w:t>
@@ -2363,40 +2409,48 @@
           <w:b/>
           <w:bCs/>
         </w:rPr>
-        <w:t xml:space="preserve">national material</w:t>
-      </w:r>
-      <w:r>
-        <w:t xml:space="preserve">: each participating</w:t>
-      </w:r>
-      <w:r>
-        <w:t xml:space="preserve"> </w:t>
-      </w:r>
-      <w:r>
-        <w:t xml:space="preserve">country may ask respondents additional questions that are not part of the</w:t>
-      </w:r>
-      <w:r>
-        <w:t xml:space="preserve"> </w:t>
-      </w:r>
-      <w:r>
-        <w:t xml:space="preserve">international instrument. Some countries make the answers to such questions</w:t>
-      </w:r>
-      <w:r>
-        <w:t xml:space="preserve"> </w:t>
-      </w:r>
-      <w:r>
-        <w:t xml:space="preserve">publicly available. IBE-PIB provides the Polish national questions as</w:t>
-      </w:r>
-      <w:r>
-        <w:t xml:space="preserve"> </w:t>
-      </w:r>
-      <w:r>
-        <w:t xml:space="preserve">separate datasets that can be merged with the international database using</w:t>
-      </w:r>
-      <w:r>
-        <w:t xml:space="preserve"> </w:t>
-      </w:r>
-      <w:r>
-        <w:t xml:space="preserve">shared identifiers.</w:t>
+        <w:t xml:space="preserve">national</w:t>
+      </w:r>
+      <w:r>
+        <w:rPr>
+          <w:b/>
+          <w:bCs/>
+        </w:rPr>
+        <w:t xml:space="preserve"> </w:t>
+      </w:r>
+      <w:r>
+        <w:rPr>
+          <w:b/>
+          <w:bCs/>
+        </w:rPr>
+        <w:t xml:space="preserve">materials</w:t>
+      </w:r>
+      <w:r>
+        <w:t xml:space="preserve">: each participating country may include additional questionnaire</w:t>
+      </w:r>
+      <w:r>
+        <w:t xml:space="preserve"> </w:t>
+      </w:r>
+      <w:r>
+        <w:t xml:space="preserve">items that are not part of the international assessment. Some countries make</w:t>
+      </w:r>
+      <w:r>
+        <w:t xml:space="preserve"> </w:t>
+      </w:r>
+      <w:r>
+        <w:t xml:space="preserve">responses to these national questions publicly available. IBE-PIB provides</w:t>
+      </w:r>
+      <w:r>
+        <w:t xml:space="preserve"> </w:t>
+      </w:r>
+      <w:r>
+        <w:t xml:space="preserve">the Polish national questionnaire data as separate datasets that can be</w:t>
+      </w:r>
+      <w:r>
+        <w:t xml:space="preserve"> </w:t>
+      </w:r>
+      <w:r>
+        <w:t xml:space="preserve">merged with the international database using common identifiers.</w:t>
       </w:r>
     </w:p>
     <w:bookmarkStart w:id="31" w:name="where-to-download-the-data"/>
@@ -2413,7 +2467,7 @@
         <w:pStyle w:val="FirstParagraph"/>
       </w:pPr>
       <w:r>
-        <w:t xml:space="preserve">PIRLS 2021 data are available free of charge from the IEA repository:</w:t>
+        <w:t xml:space="preserve">PIRLS 2021 data are available free of charge from the IEA Data Repository:</w:t>
       </w:r>
       <w:r>
         <w:t xml:space="preserve"> </w:t>
@@ -2441,13 +2495,13 @@
         <w:t xml:space="preserve">.sav</w:t>
       </w:r>
       <w:r>
-        <w:t xml:space="preserve">). Together with the data,</w:t>
-      </w:r>
-      <w:r>
-        <w:t xml:space="preserve"> </w:t>
-      </w:r>
-      <w:r>
-        <w:t xml:space="preserve">download the technical documentation, especially the</w:t>
+        <w:t xml:space="preserve">). Together with the data, download</w:t>
+      </w:r>
+      <w:r>
+        <w:t xml:space="preserve"> </w:t>
+      </w:r>
+      <w:r>
+        <w:t xml:space="preserve">the technical documentation, particularly the</w:t>
       </w:r>
       <w:r>
         <w:t xml:space="preserve"> </w:t>
@@ -2473,7 +2527,7 @@
           <w:i/>
           <w:iCs/>
         </w:rPr>
-        <w:t xml:space="preserve">codebook</w:t>
+        <w:t xml:space="preserve">Codebook</w:t>
       </w:r>
       <w:r>
         <w:t xml:space="preserve">, which describe the variable names, response codes and</w:t>
@@ -2482,7 +2536,7 @@
         <w:t xml:space="preserve"> </w:t>
       </w:r>
       <w:r>
-        <w:t xml:space="preserve">identifiers needed to merge files.</w:t>
+        <w:t xml:space="preserve">identifiers required for merging data files.</w:t>
       </w:r>
     </w:p>
     <w:p>
@@ -2496,7 +2550,7 @@
         <w:t xml:space="preserve"> </w:t>
       </w:r>
       <w:r>
-        <w:t xml:space="preserve">questions, you will find them in the IBE-PIB repository:</w:t>
+        <w:t xml:space="preserve">questionnaire items, you will find them in the IBE-PIB data repository:</w:t>
       </w:r>
       <w:r>
         <w:t xml:space="preserve"> </w:t>
@@ -2525,19 +2579,19 @@
         <w:pStyle w:val="FirstParagraph"/>
       </w:pPr>
       <w:r>
-        <w:t xml:space="preserve">Before you start, it is worth setting up a clear folder structure. This</w:t>
-      </w:r>
-      <w:r>
-        <w:t xml:space="preserve"> </w:t>
-      </w:r>
-      <w:r>
-        <w:t xml:space="preserve">helps you keep control over the successive stages of the work and</w:t>
-      </w:r>
-      <w:r>
-        <w:t xml:space="preserve"> </w:t>
-      </w:r>
-      <w:r>
-        <w:t xml:space="preserve">minimises the risk of accidentally overwriting the original data.</w:t>
+        <w:t xml:space="preserve">Before you start your analysis, it is good practice to set up a clear folder</w:t>
+      </w:r>
+      <w:r>
+        <w:t xml:space="preserve"> </w:t>
+      </w:r>
+      <w:r>
+        <w:t xml:space="preserve">structure. This helps you keep better control over your workflow and</w:t>
+      </w:r>
+      <w:r>
+        <w:t xml:space="preserve"> </w:t>
+      </w:r>
+      <w:r>
+        <w:t xml:space="preserve">minimises the risk of accidentally overwriting the original data files.</w:t>
       </w:r>
     </w:p>
     <w:p>
@@ -2588,13 +2642,13 @@
       </w:r>
     </w:p>
     <w:bookmarkEnd w:id="32"/>
-    <w:bookmarkStart w:id="35" w:name="iea-file-names"/>
+    <w:bookmarkStart w:id="35" w:name="iea-file-naming-convention"/>
     <w:p>
       <w:pPr>
         <w:pStyle w:val="Heading2"/>
       </w:pPr>
       <w:r>
-        <w:t xml:space="preserve">4.3 IEA file names</w:t>
+        <w:t xml:space="preserve">4.3 IEA file naming convention</w:t>
       </w:r>
     </w:p>
     <w:p>
@@ -2602,25 +2656,25 @@
         <w:pStyle w:val="FirstParagraph"/>
       </w:pPr>
       <w:r>
-        <w:t xml:space="preserve">PIRLS files are split by topic — each questionnaire is a separate file,</w:t>
-      </w:r>
-      <w:r>
-        <w:t xml:space="preserve"> </w:t>
-      </w:r>
-      <w:r>
-        <w:t xml:space="preserve">distinct for each country. Files are named following the pattern</w:t>
-      </w:r>
-      <w:r>
-        <w:t xml:space="preserve"> </w:t>
-      </w:r>
-      <w:r>
-        <w:rPr>
-          <w:rStyle w:val="VerbatimChar"/>
-        </w:rPr>
-        <w:t xml:space="preserve">[type][country][cycle].sav</w:t>
-      </w:r>
-      <w:r>
-        <w:t xml:space="preserve">. For Poland in PIRLS 2021:</w:t>
+        <w:t xml:space="preserve">PIRLS files are split by topic — each questionnaire is stored in a separate</w:t>
+      </w:r>
+      <w:r>
+        <w:t xml:space="preserve"> </w:t>
+      </w:r>
+      <w:r>
+        <w:t xml:space="preserve">file, distinct for each country. Files are named following the pattern</w:t>
+      </w:r>
+      <w:r>
+        <w:t xml:space="preserve"> </w:t>
+      </w:r>
+      <w:r>
+        <w:rPr>
+          <w:rStyle w:val="VerbatimChar"/>
+        </w:rPr>
+        <w:t xml:space="preserve">[data type][country][cycle].sav</w:t>
+      </w:r>
+      <w:r>
+        <w:t xml:space="preserve">. For Poland in PIRLS 2021 the files are:</w:t>
       </w:r>
     </w:p>
     <w:tbl>
@@ -2683,7 +2737,7 @@
               <w:pStyle w:val="Compact"/>
             </w:pPr>
             <w:r>
-              <w:t xml:space="preserve">Student questionnaire and achievement</w:t>
+              <w:t xml:space="preserve">Student questionnaire and achievement data</w:t>
             </w:r>
           </w:p>
         </w:tc>
@@ -2856,7 +2910,7 @@
         <w:pStyle w:val="BodyText"/>
       </w:pPr>
       <w:r>
-        <w:t xml:space="preserve">The prefix indicates the data type:</w:t>
+        <w:t xml:space="preserve">The file prefix indicates the data type:</w:t>
       </w:r>
       <w:r>
         <w:t xml:space="preserve"> </w:t>
@@ -3132,13 +3186,13 @@
               <w:t xml:space="preserve"> </w:t>
             </w:r>
             <w:r>
-              <w:t xml:space="preserve">file contains both the student questionnaire data and</w:t>
-            </w:r>
-            <w:r>
-              <w:t xml:space="preserve"> </w:t>
-            </w:r>
-            <w:r>
-              <w:t xml:space="preserve">the plausible values (PVs) as well as the</w:t>
+              <w:t xml:space="preserve">file contains both the student questionnaire data and the</w:t>
+            </w:r>
+            <w:r>
+              <w:t xml:space="preserve"> </w:t>
+            </w:r>
+            <w:r>
+              <w:t xml:space="preserve">plausible values (PVs) as well as the</w:t>
             </w:r>
             <w:r>
               <w:t xml:space="preserve"> </w:t>
@@ -3153,19 +3207,19 @@
               <w:t xml:space="preserve"> </w:t>
             </w:r>
             <w:r>
-              <w:t xml:space="preserve">weight — everything you</w:t>
-            </w:r>
-            <w:r>
-              <w:t xml:space="preserve"> </w:t>
-            </w:r>
-            <w:r>
-              <w:t xml:space="preserve">need for basic analyses. This is the file to which we append the data from</w:t>
-            </w:r>
-            <w:r>
-              <w:t xml:space="preserve"> </w:t>
-            </w:r>
-            <w:r>
-              <w:t xml:space="preserve">the remaining files.</w:t>
+              <w:t xml:space="preserve">sampling weight — everything</w:t>
+            </w:r>
+            <w:r>
+              <w:t xml:space="preserve"> </w:t>
+            </w:r>
+            <w:r>
+              <w:t xml:space="preserve">you need for basic analyses. This is the file that serves as the primary</w:t>
+            </w:r>
+            <w:r>
+              <w:t xml:space="preserve"> </w:t>
+            </w:r>
+            <w:r>
+              <w:t xml:space="preserve">dataset, to which we append the data from the remaining files.</w:t>
             </w:r>
           </w:p>
           <w:p/>
@@ -3181,13 +3235,13 @@
     </w:p>
     <w:bookmarkEnd w:id="35"/>
     <w:bookmarkEnd w:id="36"/>
-    <w:bookmarkStart w:id="41" w:name="reading-and-reviewing-data-in-spss"/>
+    <w:bookmarkStart w:id="41" w:name="reading-and-exploring-data-in-spss"/>
     <w:p>
       <w:pPr>
         <w:pStyle w:val="Heading1"/>
       </w:pPr>
       <w:r>
-        <w:t xml:space="preserve">5. Reading and reviewing data in SPSS</w:t>
+        <w:t xml:space="preserve">5. Reading and exploring data in SPSS</w:t>
       </w:r>
     </w:p>
     <w:bookmarkStart w:id="39" w:name="Xd3b332ee03bf32455d2aa020c29926d814f283f"/>
@@ -3204,7 +3258,7 @@
         <w:pStyle w:val="FirstParagraph"/>
       </w:pPr>
       <w:r>
-        <w:t xml:space="preserve">PIRLS files are opened in the usual way through</w:t>
+        <w:t xml:space="preserve">PIRLS data files are opened in the usual way via</w:t>
       </w:r>
       <w:r>
         <w:t xml:space="preserve"> </w:t>
@@ -3226,7 +3280,7 @@
         <w:t xml:space="preserve"> </w:t>
       </w:r>
       <w:r>
-        <w:t xml:space="preserve">with syntax:</w:t>
+        <w:t xml:space="preserve">by using syntax:</w:t>
       </w:r>
     </w:p>
     <w:p>
@@ -3245,7 +3299,13 @@
         <w:pStyle w:val="FirstParagraph"/>
       </w:pPr>
       <w:r>
-        <w:t xml:space="preserve">Once opened, SPSS displays variable and value labels immediately in the</w:t>
+        <w:t xml:space="preserve">Once the file is opened, SPSS immediately displays the variable and value</w:t>
+      </w:r>
+      <w:r>
+        <w:t xml:space="preserve"> </w:t>
+      </w:r>
+      <w:r>
+        <w:t xml:space="preserve">labels in the</w:t>
       </w:r>
       <w:r>
         <w:t xml:space="preserve"> </w:t>
@@ -3277,7 +3337,13 @@
         <w:t xml:space="preserve"> </w:t>
       </w:r>
       <w:r>
-        <w:t xml:space="preserve">tabs — with no extra steps required.</w:t>
+        <w:t xml:space="preserve">tabs — with no extra steps</w:t>
+      </w:r>
+      <w:r>
+        <w:t xml:space="preserve"> </w:t>
+      </w:r>
+      <w:r>
+        <w:t xml:space="preserve">required.</w:t>
       </w:r>
     </w:p>
     <w:tbl>
@@ -3389,7 +3455,7 @@
               <w:spacing w:before="16" w:after="16"/>
             </w:pPr>
             <w:r>
-              <w:t xml:space="preserve">It is worth saving every operation in a syntax file (</w:t>
+              <w:t xml:space="preserve">It is good practice to save every operation in a syntax file (</w:t>
             </w:r>
             <w:r>
               <w:rPr>
@@ -3398,13 +3464,13 @@
               <w:t xml:space="preserve">.sps</w:t>
             </w:r>
             <w:r>
-              <w:t xml:space="preserve">). You open a</w:t>
-            </w:r>
-            <w:r>
-              <w:t xml:space="preserve"> </w:t>
-            </w:r>
-            <w:r>
-              <w:t xml:space="preserve">syntax window through</w:t>
+              <w:t xml:space="preserve">). To do</w:t>
+            </w:r>
+            <w:r>
+              <w:t xml:space="preserve"> </w:t>
+            </w:r>
+            <w:r>
+              <w:t xml:space="preserve">so, open a syntax window through</w:t>
             </w:r>
             <w:r>
               <w:t xml:space="preserve"> </w:t>
@@ -3417,13 +3483,13 @@
               <w:t xml:space="preserve">File → New → Syntax</w:t>
             </w:r>
             <w:r>
-              <w:t xml:space="preserve">. You run it by selecting a</w:t>
-            </w:r>
-            <w:r>
-              <w:t xml:space="preserve"> </w:t>
-            </w:r>
-            <w:r>
-              <w:t xml:space="preserve">block of code and clicking the green</w:t>
+              <w:t xml:space="preserve">. You can then execute</w:t>
+            </w:r>
+            <w:r>
+              <w:t xml:space="preserve"> </w:t>
+            </w:r>
+            <w:r>
+              <w:t xml:space="preserve">it by selecting a relevant block of code and clicking the green</w:t>
             </w:r>
             <w:r>
               <w:t xml:space="preserve"> </w:t>
@@ -3451,13 +3517,19 @@
         <w:pStyle w:val="BodyText"/>
       </w:pPr>
       <w:r>
-        <w:t xml:space="preserve">It is good practice to inspect the structure of the file right after</w:t>
-      </w:r>
-      <w:r>
-        <w:t xml:space="preserve"> </w:t>
-      </w:r>
-      <w:r>
-        <w:t xml:space="preserve">loading it. A quick way is to right-click the header of a column such as</w:t>
+        <w:t xml:space="preserve">It is good practice to inspect the structure of the data file right after</w:t>
+      </w:r>
+      <w:r>
+        <w:t xml:space="preserve"> </w:t>
+      </w:r>
+      <w:r>
+        <w:t xml:space="preserve">loading it. A quick way to do so is to right-click the header of a column</w:t>
+      </w:r>
+      <w:r>
+        <w:t xml:space="preserve"> </w:t>
+      </w:r>
+      <w:r>
+        <w:t xml:space="preserve">such as</w:t>
       </w:r>
       <w:r>
         <w:t xml:space="preserve"> </w:t>
@@ -3472,7 +3544,7 @@
         <w:t xml:space="preserve"> </w:t>
       </w:r>
       <w:r>
-        <w:t xml:space="preserve">and choose</w:t>
+        <w:t xml:space="preserve">and select</w:t>
       </w:r>
       <w:r>
         <w:t xml:space="preserve"> </w:t>
@@ -3493,35 +3565,41 @@
         <w:pStyle w:val="BodyText"/>
       </w:pPr>
       <w:r>
-        <w:t xml:space="preserve">If the file contains data for Poland only, the result will show a single</w:t>
-      </w:r>
-      <w:r>
-        <w:t xml:space="preserve"> </w:t>
-      </w:r>
-      <w:r>
-        <w:t xml:space="preserve">value (616) together with the number of observations — in the Polish</w:t>
-      </w:r>
-      <w:r>
-        <w:t xml:space="preserve"> </w:t>
-      </w:r>
-      <w:r>
-        <w:t xml:space="preserve">PIRLS 2021 sample this is 4,179 students. For a multi-country file you will</w:t>
-      </w:r>
-      <w:r>
-        <w:t xml:space="preserve"> </w:t>
-      </w:r>
-      <w:r>
-        <w:t xml:space="preserve">see a list of all the countries.</w:t>
+        <w:t xml:space="preserve">If the file contains data for Poland only, the output will display a single</w:t>
+      </w:r>
+      <w:r>
+        <w:t xml:space="preserve"> </w:t>
+      </w:r>
+      <w:r>
+        <w:t xml:space="preserve">value (616) together with the number of observations. For the Polish</w:t>
+      </w:r>
+      <w:r>
+        <w:t xml:space="preserve"> </w:t>
+      </w:r>
+      <w:r>
+        <w:t xml:space="preserve">PIRLS 2021 sample this is 4,179 students. If your file contains a dataset for</w:t>
+      </w:r>
+      <w:r>
+        <w:t xml:space="preserve"> </w:t>
+      </w:r>
+      <w:r>
+        <w:t xml:space="preserve">multiple countries, the output will show a list of all the countries</w:t>
+      </w:r>
+      <w:r>
+        <w:t xml:space="preserve"> </w:t>
+      </w:r>
+      <w:r>
+        <w:t xml:space="preserve">included.</w:t>
       </w:r>
     </w:p>
     <w:bookmarkEnd w:id="39"/>
-    <w:bookmarkStart w:id="40" w:name="checking-the-identification-variables"/>
+    <w:bookmarkStart w:id="40" w:name="checking-the-identifier-variables"/>
     <w:p>
       <w:pPr>
         <w:pStyle w:val="Heading2"/>
       </w:pPr>
       <w:r>
-        <w:t xml:space="preserve">5.2 Checking the identification variables</w:t>
+        <w:t xml:space="preserve">5.2 Checking the identifier variables</w:t>
       </w:r>
     </w:p>
     <w:p>
@@ -3529,7 +3607,7 @@
         <w:pStyle w:val="FirstParagraph"/>
       </w:pPr>
       <w:r>
-        <w:t xml:space="preserve">Every IEA file contains technical and identification variables used to</w:t>
+        <w:t xml:space="preserve">Every IEA data file contains technical and identifier variables used to</w:t>
       </w:r>
       <w:r>
         <w:t xml:space="preserve"> </w:t>
@@ -3541,13 +3619,7 @@
         <w:t xml:space="preserve"> </w:t>
       </w:r>
       <w:r>
-        <w:t xml:space="preserve">appear in every file, but it is worth knowing them before merging</w:t>
-      </w:r>
-      <w:r>
-        <w:t xml:space="preserve"> </w:t>
-      </w:r>
-      <w:r>
-        <w:t xml:space="preserve">datasets.</w:t>
+        <w:t xml:space="preserve">appear in every file, but it is worth knowing them before merging datasets.</w:t>
       </w:r>
     </w:p>
     <w:tbl>
@@ -3774,7 +3846,7 @@
               <w:pStyle w:val="Compact"/>
             </w:pPr>
             <w:r>
-              <w:t xml:space="preserve">Total student weight</w:t>
+              <w:t xml:space="preserve">Student sampling weight</w:t>
             </w:r>
           </w:p>
         </w:tc>
@@ -3828,7 +3900,7 @@
               <w:pStyle w:val="Compact"/>
             </w:pPr>
             <w:r>
-              <w:t xml:space="preserve">Replicate indicator (0 or 1)</w:t>
+              <w:t xml:space="preserve">Jackknife replication indicator (0 or 1)</w:t>
             </w:r>
           </w:p>
         </w:tc>
@@ -3839,7 +3911,7 @@
         <w:pStyle w:val="BodyText"/>
       </w:pPr>
       <w:r>
-        <w:t xml:space="preserve">The</w:t>
+        <w:t xml:space="preserve">The variables</w:t>
       </w:r>
       <w:r>
         <w:t xml:space="preserve"> </w:t>
@@ -3869,25 +3941,25 @@
         <w:t xml:space="preserve"> </w:t>
       </w:r>
       <w:r>
-        <w:t xml:space="preserve">variables are replication variables — as</w:t>
-      </w:r>
-      <w:r>
-        <w:t xml:space="preserve"> </w:t>
-      </w:r>
-      <w:r>
-        <w:t xml:space="preserve">described in Section 3, we do not use them directly in the standard SPSS</w:t>
-      </w:r>
-      <w:r>
-        <w:t xml:space="preserve"> </w:t>
-      </w:r>
-      <w:r>
-        <w:t xml:space="preserve">procedures. In dedicated analysis tools such as the IDB Analyzer or</w:t>
-      </w:r>
-      <w:r>
-        <w:t xml:space="preserve"> </w:t>
-      </w:r>
-      <w:r>
-        <w:t xml:space="preserve">Rrepest, they are accounted for automatically.</w:t>
+        <w:t xml:space="preserve">are replication variables — as explained</w:t>
+      </w:r>
+      <w:r>
+        <w:t xml:space="preserve"> </w:t>
+      </w:r>
+      <w:r>
+        <w:t xml:space="preserve">in Section 3, we do not use them directly in the standard SPSS procedures.</w:t>
+      </w:r>
+      <w:r>
+        <w:t xml:space="preserve"> </w:t>
+      </w:r>
+      <w:r>
+        <w:t xml:space="preserve">In dedicated analysis tools such as the IDB Analyzer or Rrepest, they are</w:t>
+      </w:r>
+      <w:r>
+        <w:t xml:space="preserve"> </w:t>
+      </w:r>
+      <w:r>
+        <w:t xml:space="preserve">accounted for automatically when estimating standard errors.</w:t>
       </w:r>
     </w:p>
     <w:p>
@@ -3919,19 +3991,19 @@
         <w:t xml:space="preserve"> </w:t>
       </w:r>
       <w:r>
-        <w:t xml:space="preserve">discussed in Section 4.3. To analyse, for example, the relationship</w:t>
-      </w:r>
-      <w:r>
-        <w:t xml:space="preserve"> </w:t>
-      </w:r>
-      <w:r>
-        <w:t xml:space="preserve">between parental education and a student’s achievement, you need to merge</w:t>
-      </w:r>
-      <w:r>
-        <w:t xml:space="preserve"> </w:t>
-      </w:r>
-      <w:r>
-        <w:t xml:space="preserve">the student file with the home (parent) file. Merging is done</w:t>
+        <w:t xml:space="preserve">discussed in Section 4.3. To analyse, for example, the relationship between</w:t>
+      </w:r>
+      <w:r>
+        <w:t xml:space="preserve"> </w:t>
+      </w:r>
+      <w:r>
+        <w:t xml:space="preserve">parental education and a student’s achievement, you need to merge the</w:t>
+      </w:r>
+      <w:r>
+        <w:t xml:space="preserve"> </w:t>
+      </w:r>
+      <w:r>
+        <w:t xml:space="preserve">student file with the home (parent) file. Merging is done</w:t>
       </w:r>
       <w:r>
         <w:t xml:space="preserve"> </w:t>
@@ -3947,13 +4019,19 @@
         <w:t xml:space="preserve"> </w:t>
       </w:r>
       <w:r>
-        <w:t xml:space="preserve">— we add new variables to existing rows. The number of</w:t>
-      </w:r>
-      <w:r>
-        <w:t xml:space="preserve"> </w:t>
-      </w:r>
-      <w:r>
-        <w:t xml:space="preserve">observations (students) stays the same; the set of variables grows.</w:t>
+        <w:t xml:space="preserve">—</w:t>
+      </w:r>
+      <w:r>
+        <w:t xml:space="preserve"> </w:t>
+      </w:r>
+      <w:r>
+        <w:t xml:space="preserve">we add new variables to existing rows. The number of observations (students)</w:t>
+      </w:r>
+      <w:r>
+        <w:t xml:space="preserve"> </w:t>
+      </w:r>
+      <w:r>
+        <w:t xml:space="preserve">remains unchanged, while the number of variables increases.</w:t>
       </w:r>
     </w:p>
     <w:tbl>
@@ -4065,13 +4143,13 @@
               <w:spacing w:before="16"/>
             </w:pPr>
             <w:r>
-              <w:t xml:space="preserve">Student, school and teacher identifiers are unique within a country, but</w:t>
-            </w:r>
-            <w:r>
-              <w:t xml:space="preserve"> </w:t>
-            </w:r>
-            <w:r>
-              <w:t xml:space="preserve">not across the whole database — the same</w:t>
+              <w:t xml:space="preserve">Student, school and teacher identifiers are unique within a country, but not</w:t>
+            </w:r>
+            <w:r>
+              <w:t xml:space="preserve"> </w:t>
+            </w:r>
+            <w:r>
+              <w:t xml:space="preserve">across the whole international database. For instance, the same value of</w:t>
             </w:r>
             <w:r>
               <w:t xml:space="preserve"> </w:t>
@@ -4086,19 +4164,13 @@
               <w:t xml:space="preserve"> </w:t>
             </w:r>
             <w:r>
-              <w:t xml:space="preserve">value can appear in the</w:t>
-            </w:r>
-            <w:r>
-              <w:t xml:space="preserve"> </w:t>
-            </w:r>
-            <w:r>
-              <w:t xml:space="preserve">data of two different countries. That is why, in every merge, we always</w:t>
-            </w:r>
-            <w:r>
-              <w:t xml:space="preserve"> </w:t>
-            </w:r>
-            <w:r>
-              <w:t xml:space="preserve">list</w:t>
+              <w:t xml:space="preserve">can appear in the datasets from two different countries. That is why,</w:t>
+            </w:r>
+            <w:r>
+              <w:t xml:space="preserve"> </w:t>
+            </w:r>
+            <w:r>
+              <w:t xml:space="preserve">in every merge, we always list</w:t>
             </w:r>
             <w:r>
               <w:t xml:space="preserve"> </w:t>
@@ -4113,7 +4185,7 @@
               <w:t xml:space="preserve"> </w:t>
             </w:r>
             <w:r>
-              <w:t xml:space="preserve">as the first key:</w:t>
+              <w:t xml:space="preserve">as the first matching key:</w:t>
             </w:r>
           </w:p>
           <w:p>
@@ -4254,19 +4326,19 @@
         <w:pStyle w:val="FirstParagraph"/>
       </w:pPr>
       <w:r>
-        <w:t xml:space="preserve">The merge procedure in SPSS requires both files to be sorted by the same</w:t>
-      </w:r>
-      <w:r>
-        <w:t xml:space="preserve"> </w:t>
-      </w:r>
-      <w:r>
-        <w:t xml:space="preserve">key variables. In PIRLS, the keys for merging the student with the home</w:t>
-      </w:r>
-      <w:r>
-        <w:t xml:space="preserve"> </w:t>
-      </w:r>
-      <w:r>
-        <w:t xml:space="preserve">(parent) file are</w:t>
+        <w:t xml:space="preserve">The merge procedure in SPSS requires both files to be sorted by the same key</w:t>
+      </w:r>
+      <w:r>
+        <w:t xml:space="preserve"> </w:t>
+      </w:r>
+      <w:r>
+        <w:t xml:space="preserve">variables. In PIRLS, the keys for merging the student with the home (parent)</w:t>
+      </w:r>
+      <w:r>
+        <w:t xml:space="preserve"> </w:t>
+      </w:r>
+      <w:r>
+        <w:t xml:space="preserve">file are</w:t>
       </w:r>
       <w:r>
         <w:t xml:space="preserve"> </w:t>
@@ -4296,13 +4368,13 @@
         <w:t xml:space="preserve"> </w:t>
       </w:r>
       <w:r>
-        <w:t xml:space="preserve">— each parent questionnaire is</w:t>
-      </w:r>
-      <w:r>
-        <w:t xml:space="preserve"> </w:t>
-      </w:r>
-      <w:r>
-        <w:t xml:space="preserve">assigned to a specific student. The student file is</w:t>
+        <w:t xml:space="preserve">— each parent questionnaire is linked to a</w:t>
+      </w:r>
+      <w:r>
+        <w:t xml:space="preserve"> </w:t>
+      </w:r>
+      <w:r>
+        <w:t xml:space="preserve">specific student. The student file is</w:t>
       </w:r>
       <w:r>
         <w:t xml:space="preserve"> </w:t>
@@ -4317,13 +4389,7 @@
         <w:t xml:space="preserve"> </w:t>
       </w:r>
       <w:r>
-        <w:t xml:space="preserve">and the</w:t>
-      </w:r>
-      <w:r>
-        <w:t xml:space="preserve"> </w:t>
-      </w:r>
-      <w:r>
-        <w:t xml:space="preserve">home file is</w:t>
+        <w:t xml:space="preserve">and the home file is</w:t>
       </w:r>
       <w:r>
         <w:t xml:space="preserve"> </w:t>
@@ -4462,7 +4528,13 @@
         <w:t xml:space="preserve"> </w:t>
       </w:r>
       <w:r>
-        <w:t xml:space="preserve">as the active dataset, then:</w:t>
+        <w:t xml:space="preserve">as the active dataset, then</w:t>
+      </w:r>
+      <w:r>
+        <w:t xml:space="preserve"> </w:t>
+      </w:r>
+      <w:r>
+        <w:t xml:space="preserve">select:</w:t>
       </w:r>
       <w:r>
         <w:t xml:space="preserve"> </w:t>
@@ -4538,7 +4610,7 @@
         <w:t xml:space="preserve">IDSTUD</w:t>
       </w:r>
       <w:r>
-        <w:t xml:space="preserve">. Tick the option</w:t>
+        <w:t xml:space="preserve">. Select the option</w:t>
       </w:r>
       <w:r>
         <w:t xml:space="preserve"> </w:t>
@@ -4673,19 +4745,19 @@
         <w:t xml:space="preserve"> </w:t>
       </w:r>
       <w:r>
-        <w:t xml:space="preserve">The resulting dataset — the student data supplemented with the parents’</w:t>
-      </w:r>
-      <w:r>
-        <w:t xml:space="preserve"> </w:t>
-      </w:r>
-      <w:r>
-        <w:t xml:space="preserve">answers — will serve in the rest of the guide as the starting point for</w:t>
-      </w:r>
-      <w:r>
-        <w:t xml:space="preserve"> </w:t>
-      </w:r>
-      <w:r>
-        <w:t xml:space="preserve">the worked examples in Section 8.</w:t>
+        <w:t xml:space="preserve">The resulting dataset — the student data supplemented with the responses</w:t>
+      </w:r>
+      <w:r>
+        <w:t xml:space="preserve"> </w:t>
+      </w:r>
+      <w:r>
+        <w:t xml:space="preserve">from the home (parent) questionnaire — will serve in the rest of this guide</w:t>
+      </w:r>
+      <w:r>
+        <w:t xml:space="preserve"> </w:t>
+      </w:r>
+      <w:r>
+        <w:t xml:space="preserve">as the starting point for the worked examples in Section 8.</w:t>
       </w:r>
     </w:p>
     <w:tbl>
@@ -4797,25 +4869,25 @@
               <w:spacing w:before="16" w:after="16"/>
             </w:pPr>
             <w:r>
-              <w:t xml:space="preserve">After merging, check that the number of rows is the same as before the</w:t>
-            </w:r>
-            <w:r>
-              <w:t xml:space="preserve"> </w:t>
-            </w:r>
-            <w:r>
-              <w:t xml:space="preserve">merge. If it has increased, this signals a problem with the merge keys,</w:t>
-            </w:r>
-            <w:r>
-              <w:t xml:space="preserve"> </w:t>
-            </w:r>
-            <w:r>
-              <w:t xml:space="preserve">most often a mismatch in variable types (numeric vs. string). The home</w:t>
-            </w:r>
-            <w:r>
-              <w:t xml:space="preserve"> </w:t>
-            </w:r>
-            <w:r>
-              <w:t xml:space="preserve">file (</w:t>
+              <w:t xml:space="preserve">After merging, verify that the number of rows is the same as before the</w:t>
+            </w:r>
+            <w:r>
+              <w:t xml:space="preserve"> </w:t>
+            </w:r>
+            <w:r>
+              <w:t xml:space="preserve">merge. If it has increased, this indicates a problem with the merge keys,</w:t>
+            </w:r>
+            <w:r>
+              <w:t xml:space="preserve"> </w:t>
+            </w:r>
+            <w:r>
+              <w:t xml:space="preserve">most often a mismatch in variable types (numeric vs. string). The home file</w:t>
+            </w:r>
+            <w:r>
+              <w:t xml:space="preserve"> </w:t>
+            </w:r>
+            <w:r>
+              <w:t xml:space="preserve">(</w:t>
             </w:r>
             <w:r>
               <w:rPr>
@@ -4824,13 +4896,13 @@
               <w:t xml:space="preserve">ash</w:t>
             </w:r>
             <w:r>
-              <w:t xml:space="preserve">) contains one row per student, so after a correct merge the</w:t>
-            </w:r>
-            <w:r>
-              <w:t xml:space="preserve"> </w:t>
-            </w:r>
-            <w:r>
-              <w:t xml:space="preserve">number of observations should stay unchanged (for Poland: 4,179 students).</w:t>
+              <w:t xml:space="preserve">) contains one row per student, so after a correct merge the number of</w:t>
+            </w:r>
+            <w:r>
+              <w:t xml:space="preserve"> </w:t>
+            </w:r>
+            <w:r>
+              <w:t xml:space="preserve">observations should stay unchanged (for Poland: 4,179 students).</w:t>
             </w:r>
           </w:p>
           <w:p/>
@@ -4870,7 +4942,7 @@
         <w:t xml:space="preserve">atg</w:t>
       </w:r>
       <w:r>
-        <w:t xml:space="preserve">) have no shared</w:t>
+        <w:t xml:space="preserve">) do not share a common</w:t>
       </w:r>
       <w:r>
         <w:t xml:space="preserve"> </w:t>
@@ -4891,19 +4963,19 @@
         <w:t xml:space="preserve"> </w:t>
       </w:r>
       <w:r>
-        <w:t xml:space="preserve">acts</w:t>
-      </w:r>
-      <w:r>
-        <w:t xml:space="preserve"> </w:t>
-      </w:r>
-      <w:r>
-        <w:t xml:space="preserve">as the bridge: it contains both student and teacher identifiers. In</w:t>
-      </w:r>
-      <w:r>
-        <w:t xml:space="preserve"> </w:t>
-      </w:r>
-      <w:r>
-        <w:t xml:space="preserve">Poland, each student has a single language-of-instruction teacher, so</w:t>
+        <w:t xml:space="preserve">acts as</w:t>
+      </w:r>
+      <w:r>
+        <w:t xml:space="preserve"> </w:t>
+      </w:r>
+      <w:r>
+        <w:t xml:space="preserve">the bridge: it contains both student and teacher identifiers. In Poland, each</w:t>
+      </w:r>
+      <w:r>
+        <w:t xml:space="preserve"> </w:t>
+      </w:r>
+      <w:r>
+        <w:t xml:space="preserve">student is linked to a single language-of-instruction teacher, so</w:t>
       </w:r>
       <w:r>
         <w:t xml:space="preserve"> </w:t>
@@ -4918,13 +4990,13 @@
         <w:t xml:space="preserve"> </w:t>
       </w:r>
       <w:r>
-        <w:t xml:space="preserve">has the same number of rows as the student file and the merge</w:t>
-      </w:r>
-      <w:r>
-        <w:t xml:space="preserve"> </w:t>
-      </w:r>
-      <w:r>
-        <w:t xml:space="preserve">proceeds just as with the other files.</w:t>
+        <w:t xml:space="preserve">contains the same number of rows as the student file and the merge proceeds</w:t>
+      </w:r>
+      <w:r>
+        <w:t xml:space="preserve"> </w:t>
+      </w:r>
+      <w:r>
+        <w:t xml:space="preserve">just as with the other questionnaire files.</w:t>
       </w:r>
     </w:p>
     <w:p>
@@ -4932,7 +5004,7 @@
         <w:pStyle w:val="BodyText"/>
       </w:pPr>
       <w:r>
-        <w:t xml:space="preserve">We start from</w:t>
+        <w:t xml:space="preserve">We begin by merging</w:t>
       </w:r>
       <w:r>
         <w:t xml:space="preserve"> </w:t>
@@ -4947,7 +5019,7 @@
         <w:t xml:space="preserve"> </w:t>
       </w:r>
       <w:r>
-        <w:t xml:space="preserve">and append</w:t>
+        <w:t xml:space="preserve">with</w:t>
       </w:r>
       <w:r>
         <w:t xml:space="preserve"> </w:t>
@@ -4992,13 +5064,13 @@
         <w:t xml:space="preserve"> </w:t>
       </w:r>
       <w:r>
-        <w:t xml:space="preserve">key —</w:t>
-      </w:r>
-      <w:r>
-        <w:t xml:space="preserve"> </w:t>
-      </w:r>
-      <w:r>
-        <w:t xml:space="preserve">this brings</w:t>
+        <w:t xml:space="preserve">key — this</w:t>
+      </w:r>
+      <w:r>
+        <w:t xml:space="preserve"> </w:t>
+      </w:r>
+      <w:r>
+        <w:t xml:space="preserve">adds the teacher identifier</w:t>
       </w:r>
       <w:r>
         <w:t xml:space="preserve"> </w:t>
@@ -5013,7 +5085,7 @@
         <w:t xml:space="preserve"> </w:t>
       </w:r>
       <w:r>
-        <w:t xml:space="preserve">into the dataset. Then we append</w:t>
+        <w:t xml:space="preserve">to the dataset. Then we append</w:t>
       </w:r>
       <w:r>
         <w:t xml:space="preserve"> </w:t>
@@ -5028,13 +5100,7 @@
         <w:t xml:space="preserve"> </w:t>
       </w:r>
       <w:r>
-        <w:t xml:space="preserve">to this file</w:t>
-      </w:r>
-      <w:r>
-        <w:t xml:space="preserve"> </w:t>
-      </w:r>
-      <w:r>
-        <w:t xml:space="preserve">on the</w:t>
+        <w:t xml:space="preserve">to this file on the</w:t>
       </w:r>
       <w:r>
         <w:t xml:space="preserve"> </w:t>
@@ -5409,25 +5475,25 @@
               <w:spacing w:before="16" w:after="16"/>
             </w:pPr>
             <w:r>
-              <w:t xml:space="preserve">If you plan analyses that use teacher variables, the IDB Analyzer will</w:t>
-            </w:r>
-            <w:r>
-              <w:t xml:space="preserve"> </w:t>
-            </w:r>
-            <w:r>
-              <w:t xml:space="preserve">merge all the files automatically — without manual sorting or creating</w:t>
-            </w:r>
-            <w:r>
-              <w:t xml:space="preserve"> </w:t>
-            </w:r>
-            <w:r>
-              <w:t xml:space="preserve">intermediate files. Manual merging in SPSS mainly makes sense when you</w:t>
-            </w:r>
-            <w:r>
-              <w:t xml:space="preserve"> </w:t>
-            </w:r>
-            <w:r>
-              <w:t xml:space="preserve">want to stay in a single tool throughout the data-preparation stage.</w:t>
+              <w:t xml:space="preserve">If you plan to conduct analyses using teacher variables, the IDB Analyzer</w:t>
+            </w:r>
+            <w:r>
+              <w:t xml:space="preserve"> </w:t>
+            </w:r>
+            <w:r>
+              <w:t xml:space="preserve">will merge all the files automatically — without manual sorting or creating</w:t>
+            </w:r>
+            <w:r>
+              <w:t xml:space="preserve"> </w:t>
+            </w:r>
+            <w:r>
+              <w:t xml:space="preserve">intermediate files. Manual merging in SPSS mainly makes sense when you want</w:t>
+            </w:r>
+            <w:r>
+              <w:t xml:space="preserve"> </w:t>
+            </w:r>
+            <w:r>
+              <w:t xml:space="preserve">to stay in a single tool throughout the data-preparation stage.</w:t>
             </w:r>
           </w:p>
           <w:p/>
@@ -5435,13 +5501,13 @@
       </w:tr>
     </w:tbl>
     <w:bookmarkEnd w:id="52"/>
-    <w:bookmarkStart w:id="53" w:name="appending-national-questions"/>
+    <w:bookmarkStart w:id="53" w:name="appending-national-questionnaire-data"/>
     <w:p>
       <w:pPr>
         <w:pStyle w:val="Heading2"/>
       </w:pPr>
       <w:r>
-        <w:t xml:space="preserve">6.3 Appending national questions</w:t>
+        <w:t xml:space="preserve">6.3 Appending national questionnaire data</w:t>
       </w:r>
     </w:p>
     <w:p>
@@ -5449,25 +5515,25 @@
         <w:pStyle w:val="FirstParagraph"/>
       </w:pPr>
       <w:r>
-        <w:t xml:space="preserve">Each country participating in PIRLS may ask respondents additional</w:t>
-      </w:r>
-      <w:r>
-        <w:t xml:space="preserve"> </w:t>
-      </w:r>
-      <w:r>
-        <w:t xml:space="preserve">questions that are not part of the international instrument. IBE-PIB</w:t>
-      </w:r>
-      <w:r>
-        <w:t xml:space="preserve"> </w:t>
-      </w:r>
-      <w:r>
-        <w:t xml:space="preserve">provides the Polish national questions as a separate dataset, which we</w:t>
-      </w:r>
-      <w:r>
-        <w:t xml:space="preserve"> </w:t>
-      </w:r>
-      <w:r>
-        <w:t xml:space="preserve">merge with the international database on the</w:t>
+        <w:t xml:space="preserve">Each country participating in PIRLS may include additional questions that</w:t>
+      </w:r>
+      <w:r>
+        <w:t xml:space="preserve"> </w:t>
+      </w:r>
+      <w:r>
+        <w:t xml:space="preserve">are not part of the international questionnaire. IBE-PIB provides the Polish</w:t>
+      </w:r>
+      <w:r>
+        <w:t xml:space="preserve"> </w:t>
+      </w:r>
+      <w:r>
+        <w:t xml:space="preserve">national questionnaire data as a separate dataset, which we can merge with</w:t>
+      </w:r>
+      <w:r>
+        <w:t xml:space="preserve"> </w:t>
+      </w:r>
+      <w:r>
+        <w:t xml:space="preserve">the international database on the</w:t>
       </w:r>
       <w:r>
         <w:t xml:space="preserve"> </w:t>
@@ -5650,25 +5716,25 @@
         <w:pStyle w:val="FirstParagraph"/>
       </w:pPr>
       <w:r>
-        <w:t xml:space="preserve">Before running the actual analyses, we need to prepare two working</w:t>
-      </w:r>
-      <w:r>
-        <w:t xml:space="preserve"> </w:t>
-      </w:r>
-      <w:r>
-        <w:t xml:space="preserve">variables. In this section we activate the weight, show an example of</w:t>
-      </w:r>
-      <w:r>
-        <w:t xml:space="preserve"> </w:t>
-      </w:r>
-      <w:r>
-        <w:t xml:space="preserve">recoding a variable from the Polish national database and compute the</w:t>
-      </w:r>
-      <w:r>
-        <w:t xml:space="preserve"> </w:t>
-      </w:r>
-      <w:r>
-        <w:t xml:space="preserve">reading score</w:t>
+        <w:t xml:space="preserve">Before running the actual analyses, we need to prepare two working variables.</w:t>
+      </w:r>
+      <w:r>
+        <w:t xml:space="preserve"> </w:t>
+      </w:r>
+      <w:r>
+        <w:t xml:space="preserve">In this section we activate the sampling weight, show an example of recoding</w:t>
+      </w:r>
+      <w:r>
+        <w:t xml:space="preserve"> </w:t>
+      </w:r>
+      <w:r>
+        <w:t xml:space="preserve">a variable from the Polish national dataset and compute the reading</w:t>
+      </w:r>
+      <w:r>
+        <w:t xml:space="preserve"> </w:t>
+      </w:r>
+      <w:r>
+        <w:t xml:space="preserve">achievement score</w:t>
       </w:r>
       <w:r>
         <w:t xml:space="preserve"> </w:t>
@@ -5725,7 +5791,7 @@
         <w:t xml:space="preserve"> </w:t>
       </w:r>
       <w:r>
-        <w:t xml:space="preserve">file and need no additional preparation.</w:t>
+        <w:t xml:space="preserve">file and do not require any additional preparation.</w:t>
       </w:r>
     </w:p>
     <w:bookmarkStart w:id="55" w:name="checking-for-missing-data"/>
@@ -5789,13 +5855,13 @@
         <w:t xml:space="preserve"> </w:t>
       </w:r>
       <w:r>
-        <w:t xml:space="preserve">tab. If,</w:t>
-      </w:r>
-      <w:r>
-        <w:t xml:space="preserve"> </w:t>
-      </w:r>
-      <w:r>
-        <w:t xml:space="preserve">despite this, a value denoting a non-response is shown as a valid category,</w:t>
+        <w:t xml:space="preserve">tab. If a</w:t>
+      </w:r>
+      <w:r>
+        <w:t xml:space="preserve"> </w:t>
+      </w:r>
+      <w:r>
+        <w:t xml:space="preserve">value denoting a non-response is nevertheless displayed as a valid category,</w:t>
       </w:r>
       <w:r>
         <w:t xml:space="preserve"> </w:t>
@@ -5830,7 +5896,13 @@
         <w:pStyle w:val="FirstParagraph"/>
       </w:pPr>
       <w:r>
-        <w:t xml:space="preserve">Before starting analyses, you should activate the total student weight</w:t>
+        <w:t xml:space="preserve">Before starting analyses, you should activate the main student sampling</w:t>
+      </w:r>
+      <w:r>
+        <w:t xml:space="preserve"> </w:t>
+      </w:r>
+      <w:r>
+        <w:t xml:space="preserve">weight</w:t>
       </w:r>
       <w:r>
         <w:t xml:space="preserve"> </w:t>
@@ -5857,13 +5929,13 @@
           <w:b/>
           <w:bCs/>
         </w:rPr>
-        <w:t xml:space="preserve">Through the menu:</w:t>
-      </w:r>
-      <w:r>
-        <w:t xml:space="preserve"> </w:t>
-      </w:r>
-      <w:r>
-        <w:t xml:space="preserve">click</w:t>
+        <w:t xml:space="preserve">Using the menu:</w:t>
+      </w:r>
+      <w:r>
+        <w:t xml:space="preserve"> </w:t>
+      </w:r>
+      <w:r>
+        <w:t xml:space="preserve">select</w:t>
       </w:r>
       <w:r>
         <w:t xml:space="preserve"> </w:t>
@@ -5958,13 +6030,13 @@
         <w:t xml:space="preserve"> </w:t>
       </w:r>
       <w:r>
-        <w:t xml:space="preserve">will appear, confirming that the</w:t>
-      </w:r>
-      <w:r>
-        <w:t xml:space="preserve"> </w:t>
-      </w:r>
-      <w:r>
-        <w:t xml:space="preserve">weight is active.</w:t>
+        <w:t xml:space="preserve">will appear, confirming that the weight</w:t>
+      </w:r>
+      <w:r>
+        <w:t xml:space="preserve"> </w:t>
+      </w:r>
+      <w:r>
+        <w:t xml:space="preserve">is activated.</w:t>
       </w:r>
     </w:p>
     <w:p>
@@ -6217,7 +6289,7 @@
               <w:t xml:space="preserve"> </w:t>
             </w:r>
             <w:r>
-              <w:t xml:space="preserve">is run. Always end a</w:t>
+              <w:t xml:space="preserve">is executed. Always end a</w:t>
             </w:r>
             <w:r>
               <w:t xml:space="preserve"> </w:t>
@@ -6371,19 +6443,25 @@
               <w:t xml:space="preserve"> </w:t>
             </w:r>
             <w:r>
-              <w:t xml:space="preserve">sums to the population size (about 330,000 students in Poland),</w:t>
-            </w:r>
-            <w:r>
-              <w:t xml:space="preserve"> </w:t>
-            </w:r>
-            <w:r>
-              <w:t xml:space="preserve">which makes SPSS treat a sample of 4,000 people as if it were a census of</w:t>
-            </w:r>
-            <w:r>
-              <w:t xml:space="preserve"> </w:t>
-            </w:r>
-            <w:r>
-              <w:t xml:space="preserve">the whole population and produces drastically inflated F statistics and</w:t>
+              <w:t xml:space="preserve">sums to the population size (about 330,000 students in Poland), which</w:t>
+            </w:r>
+            <w:r>
+              <w:t xml:space="preserve"> </w:t>
+            </w:r>
+            <w:r>
+              <w:t xml:space="preserve">makes SPSS treat a sample of 4,000 observations as if they represented the</w:t>
+            </w:r>
+            <w:r>
+              <w:t xml:space="preserve"> </w:t>
+            </w:r>
+            <w:r>
+              <w:t xml:space="preserve">whole population. As a result, standard SPSS procedures may produce</w:t>
+            </w:r>
+            <w:r>
+              <w:t xml:space="preserve"> </w:t>
+            </w:r>
+            <w:r>
+              <w:t xml:space="preserve">drastically inflated F statistics and</w:t>
             </w:r>
             <w:r>
               <w:t xml:space="preserve"> </w:t>
@@ -6396,7 +6474,13 @@
               <w:t xml:space="preserve">p</w:t>
             </w:r>
             <w:r>
-              <w:t xml:space="preserve">-values. If you use the standard significance tests in SPSS, use the</w:t>
+              <w:t xml:space="preserve">-values. If you use the standard</w:t>
+            </w:r>
+            <w:r>
+              <w:t xml:space="preserve"> </w:t>
+            </w:r>
+            <w:r>
+              <w:t xml:space="preserve">significance tests in SPSS, use the</w:t>
             </w:r>
             <w:r>
               <w:t xml:space="preserve"> </w:t>
@@ -6413,19 +6497,19 @@
               <w:t xml:space="preserve"> </w:t>
             </w:r>
             <w:r>
-              <w:t xml:space="preserve">weight instead — it gives the same means and percentages but</w:t>
-            </w:r>
-            <w:r>
-              <w:t xml:space="preserve"> </w:t>
-            </w:r>
-            <w:r>
-              <w:t xml:space="preserve">preserves the actual sample size, so the test results are less misleading.</w:t>
-            </w:r>
-            <w:r>
-              <w:t xml:space="preserve"> </w:t>
-            </w:r>
-            <w:r>
-              <w:t xml:space="preserve">This does not mean, however, that</w:t>
+              <w:t xml:space="preserve">weight instead — it gives the</w:t>
+            </w:r>
+            <w:r>
+              <w:t xml:space="preserve"> </w:t>
+            </w:r>
+            <w:r>
+              <w:t xml:space="preserve">same means and percentages while preserving the actual sample size, making the</w:t>
+            </w:r>
+            <w:r>
+              <w:t xml:space="preserve"> </w:t>
+            </w:r>
+            <w:r>
+              <w:t xml:space="preserve">test results less misleading. This does not mean, however, that</w:t>
             </w:r>
             <w:r>
               <w:t xml:space="preserve"> </w:t>
@@ -6440,19 +6524,19 @@
               <w:t xml:space="preserve"> </w:t>
             </w:r>
             <w:r>
-              <w:t xml:space="preserve">is the correct weight for</w:t>
-            </w:r>
-            <w:r>
-              <w:t xml:space="preserve"> </w:t>
-            </w:r>
-            <w:r>
-              <w:t xml:space="preserve">reporting analyses — it serves only to reduce the artefacts arising from</w:t>
-            </w:r>
-            <w:r>
-              <w:t xml:space="preserve"> </w:t>
-            </w:r>
-            <w:r>
-              <w:t xml:space="preserve">the standard SPSS procedures.</w:t>
+              <w:t xml:space="preserve">is</w:t>
+            </w:r>
+            <w:r>
+              <w:t xml:space="preserve"> </w:t>
+            </w:r>
+            <w:r>
+              <w:t xml:space="preserve">the correct weight for reporting analyses — it serves only to reduce the</w:t>
+            </w:r>
+            <w:r>
+              <w:t xml:space="preserve"> </w:t>
+            </w:r>
+            <w:r>
+              <w:t xml:space="preserve">artefacts resulting from the limitations of standard SPSS procedures.</w:t>
             </w:r>
           </w:p>
           <w:p/>
@@ -6480,37 +6564,43 @@
         <w:t xml:space="preserve"> </w:t>
       </w:r>
       <w:r>
-        <w:t xml:space="preserve">analysis — for example, by collapsing several categories into one or</w:t>
-      </w:r>
-      <w:r>
-        <w:t xml:space="preserve"> </w:t>
-      </w:r>
-      <w:r>
-        <w:t xml:space="preserve">creating a binary (0/1) variable. The IDB Analyzer does not allow you to</w:t>
-      </w:r>
-      <w:r>
-        <w:t xml:space="preserve"> </w:t>
-      </w:r>
-      <w:r>
-        <w:t xml:space="preserve">create new variables or recode — operations of this kind must be done</w:t>
-      </w:r>
-      <w:r>
-        <w:t xml:space="preserve"> </w:t>
-      </w:r>
-      <w:r>
-        <w:t xml:space="preserve">beforehand in SPSS or another environment, and only then is the finished</w:t>
-      </w:r>
-      <w:r>
-        <w:t xml:space="preserve"> </w:t>
-      </w:r>
-      <w:r>
-        <w:t xml:space="preserve">file loaded into the IDB Analyzer. SPSS is particularly useful here thanks</w:t>
-      </w:r>
-      <w:r>
-        <w:t xml:space="preserve"> </w:t>
-      </w:r>
-      <w:r>
-        <w:t xml:space="preserve">to its intuitive interface and direct support for</w:t>
+        <w:t xml:space="preserve">analysis — for example, by collapsing several categories into one or creating</w:t>
+      </w:r>
+      <w:r>
+        <w:t xml:space="preserve"> </w:t>
+      </w:r>
+      <w:r>
+        <w:t xml:space="preserve">a binary (0/1) variable. The IEA IDB Analyzer does not provide options for</w:t>
+      </w:r>
+      <w:r>
+        <w:t xml:space="preserve"> </w:t>
+      </w:r>
+      <w:r>
+        <w:t xml:space="preserve">creating new variables or recoding existing ones — operations of this kind</w:t>
+      </w:r>
+      <w:r>
+        <w:t xml:space="preserve"> </w:t>
+      </w:r>
+      <w:r>
+        <w:t xml:space="preserve">must be done beforehand in SPSS or another data-processing environment. Once</w:t>
+      </w:r>
+      <w:r>
+        <w:t xml:space="preserve"> </w:t>
+      </w:r>
+      <w:r>
+        <w:t xml:space="preserve">that step is finished, the prepared file can be loaded into the IDB Analyzer.</w:t>
+      </w:r>
+      <w:r>
+        <w:t xml:space="preserve"> </w:t>
+      </w:r>
+      <w:r>
+        <w:t xml:space="preserve">SPSS is particularly useful here thanks to its intuitive interface and direct</w:t>
+      </w:r>
+      <w:r>
+        <w:t xml:space="preserve"> </w:t>
+      </w:r>
+      <w:r>
+        <w:t xml:space="preserve">support for</w:t>
       </w:r>
       <w:r>
         <w:t xml:space="preserve"> </w:t>
@@ -6533,7 +6623,7 @@
         <w:pStyle w:val="BodyText"/>
       </w:pPr>
       <w:r>
-        <w:t xml:space="preserve">The example below shows recoding the variable</w:t>
+        <w:t xml:space="preserve">The example below demonstrates recoding the variable</w:t>
       </w:r>
       <w:r>
         <w:t xml:space="preserve"> </w:t>
@@ -6561,6 +6651,40 @@
           <w:rStyle w:val="VerbatimChar"/>
         </w:rPr>
         <w:t xml:space="preserve">PIRLS2021_PL_National.sav</w:t>
+      </w:r>
+      <w:r>
+        <w:t xml:space="preserve">). This is a parent-questionnaire</w:t>
+      </w:r>
+      <w:r>
+        <w:t xml:space="preserve"> </w:t>
+      </w:r>
+      <w:r>
+        <w:t xml:space="preserve">item asking whether and for how long the child attended a nursery — in the</w:t>
+      </w:r>
+      <w:r>
+        <w:t xml:space="preserve"> </w:t>
+      </w:r>
+      <w:r>
+        <w:t xml:space="preserve">original Polish:</w:t>
+      </w:r>
+      <w:r>
+        <w:t xml:space="preserve"> </w:t>
+      </w:r>
+      <w:r>
+        <w:rPr>
+          <w:i/>
+          <w:iCs/>
+        </w:rPr>
+        <w:t xml:space="preserve">Czy i jak długo Pani/Pana dziecko chodziło do żłobka?</w:t>
+      </w:r>
+      <w:r>
+        <w:t xml:space="preserve"> </w:t>
+      </w:r>
+      <w:r>
+        <w:t xml:space="preserve">(</w:t>
+      </w:r>
+      <w:r>
+        <w:t xml:space="preserve">“Did your child attend a nursery, and for how long?”</w:t>
       </w:r>
       <w:r>
         <w:t xml:space="preserve">). The variable has six</w:t>
@@ -6649,7 +6773,7 @@
         <w:pStyle w:val="FirstParagraph"/>
       </w:pPr>
       <w:r>
-        <w:t xml:space="preserve">We recode it into a binary variable — attended nursery (1) or not (0):</w:t>
+        <w:t xml:space="preserve">We recode it into a binary variable — attended nursery (1) or did not (0):</w:t>
       </w:r>
     </w:p>
     <w:p>
@@ -6661,7 +6785,13 @@
           <w:b/>
           <w:bCs/>
         </w:rPr>
-        <w:t xml:space="preserve">Through the menu:</w:t>
+        <w:t xml:space="preserve">Using the menu:</w:t>
+      </w:r>
+      <w:r>
+        <w:t xml:space="preserve"> </w:t>
+      </w:r>
+      <w:r>
+        <w:t xml:space="preserve">select</w:t>
       </w:r>
       <w:r>
         <w:t xml:space="preserve"> </w:t>
@@ -6723,7 +6853,13 @@
         <w:t xml:space="preserve"> </w:t>
       </w:r>
       <w:r>
-        <w:t xml:space="preserve">window.</w:t>
+        <w:t xml:space="preserve">dialog</w:t>
+      </w:r>
+      <w:r>
+        <w:t xml:space="preserve"> </w:t>
+      </w:r>
+      <w:r>
+        <w:t xml:space="preserve">box.</w:t>
       </w:r>
     </w:p>
     <w:p>
@@ -6787,13 +6923,13 @@
         <w:pStyle w:val="FirstParagraph"/>
       </w:pPr>
       <w:r>
-        <w:t xml:space="preserve">You can verify the result of the recode immediately by comparing the</w:t>
-      </w:r>
-      <w:r>
-        <w:t xml:space="preserve"> </w:t>
-      </w:r>
-      <w:r>
-        <w:t xml:space="preserve">distributions of the two variables:</w:t>
+        <w:t xml:space="preserve">You can verify the result of the recoding immediately by comparing the</w:t>
+      </w:r>
+      <w:r>
+        <w:t xml:space="preserve"> </w:t>
+      </w:r>
+      <w:r>
+        <w:t xml:space="preserve">distributions of the original and recoded variables:</w:t>
       </w:r>
     </w:p>
     <w:p>
@@ -6892,7 +7028,7 @@
               <w:t xml:space="preserve"> </w:t>
             </w:r>
             <w:r>
-              <w:t xml:space="preserve">It is worth reaching for the national data</w:t>
+              <w:t xml:space="preserve">It is worth reaching for the national questionnaire data</w:t>
             </w:r>
           </w:p>
         </w:tc>
@@ -6945,19 +7081,25 @@
               <w:t xml:space="preserve">ASBH05AA</w:t>
             </w:r>
             <w:r>
-              <w:t xml:space="preserve">, which is already stored in dichotomous form (yes/no) and</w:t>
-            </w:r>
-            <w:r>
-              <w:t xml:space="preserve"> </w:t>
-            </w:r>
-            <w:r>
-              <w:t xml:space="preserve">does not allow you to distinguish the duration of care. The Polish</w:t>
-            </w:r>
-            <w:r>
-              <w:t xml:space="preserve"> </w:t>
-            </w:r>
-            <w:r>
-              <w:t xml:space="preserve">national question was expanded: instead of a single</w:t>
+              <w:t xml:space="preserve">,</w:t>
+            </w:r>
+            <w:r>
+              <w:t xml:space="preserve"> </w:t>
+            </w:r>
+            <w:r>
+              <w:t xml:space="preserve">which is already stored in dichotomous form (yes/no) and does not allow you</w:t>
+            </w:r>
+            <w:r>
+              <w:t xml:space="preserve"> </w:t>
+            </w:r>
+            <w:r>
+              <w:t xml:space="preserve">to distinguish the duration of daycare attendance. The Polish national</w:t>
+            </w:r>
+            <w:r>
+              <w:t xml:space="preserve"> </w:t>
+            </w:r>
+            <w:r>
+              <w:t xml:space="preserve">question was expanded: instead of a single</w:t>
             </w:r>
             <w:r>
               <w:t xml:space="preserve"> </w:t>
@@ -6969,13 +7111,13 @@
               <w:t xml:space="preserve"> </w:t>
             </w:r>
             <w:r>
-              <w:t xml:space="preserve">category, it</w:t>
-            </w:r>
-            <w:r>
-              <w:t xml:space="preserve"> </w:t>
-            </w:r>
-            <w:r>
-              <w:t xml:space="preserve">distinguishes three variants by length of attendance, which allows a more</w:t>
+              <w:t xml:space="preserve">category, it distinguishes</w:t>
+            </w:r>
+            <w:r>
+              <w:t xml:space="preserve"> </w:t>
+            </w:r>
+            <w:r>
+              <w:t xml:space="preserve">three categories based on the length of attendance, which allows for a more</w:t>
             </w:r>
             <w:r>
               <w:t xml:space="preserve"> </w:t>
@@ -6991,7 +7133,7 @@
                 <w:i/>
                 <w:iCs/>
               </w:rPr>
-              <w:t xml:space="preserve">length</w:t>
+              <w:t xml:space="preserve">duration</w:t>
             </w:r>
             <w:r>
               <w:t xml:space="preserve"> </w:t>
@@ -7014,19 +7156,19 @@
               <w:spacing w:after="16"/>
             </w:pPr>
             <w:r>
-              <w:t xml:space="preserve">When reviewing the documentation of the national questions, it is worth</w:t>
-            </w:r>
-            <w:r>
-              <w:t xml:space="preserve"> </w:t>
-            </w:r>
-            <w:r>
-              <w:t xml:space="preserve">checking each time whether the Polish data offer a richer measurement than</w:t>
-            </w:r>
-            <w:r>
-              <w:t xml:space="preserve"> </w:t>
-            </w:r>
-            <w:r>
-              <w:t xml:space="preserve">the international version.</w:t>
+              <w:t xml:space="preserve">When reviewing the documentation of the national questionnaire items, it is</w:t>
+            </w:r>
+            <w:r>
+              <w:t xml:space="preserve"> </w:t>
+            </w:r>
+            <w:r>
+              <w:t xml:space="preserve">worth checking each time whether the Polish data offer a more detailed</w:t>
+            </w:r>
+            <w:r>
+              <w:t xml:space="preserve"> </w:t>
+            </w:r>
+            <w:r>
+              <w:t xml:space="preserve">measurement than the corresponding variable in the international database.</w:t>
             </w:r>
           </w:p>
           <w:p/>
@@ -7099,7 +7241,13 @@
           <w:b/>
           <w:bCs/>
         </w:rPr>
-        <w:t xml:space="preserve">Through the menu:</w:t>
+        <w:t xml:space="preserve">Using the menu:</w:t>
+      </w:r>
+      <w:r>
+        <w:t xml:space="preserve"> </w:t>
+      </w:r>
+      <w:r>
+        <w:t xml:space="preserve">select</w:t>
       </w:r>
       <w:r>
         <w:t xml:space="preserve"> </w:t>
@@ -7380,19 +7528,19 @@
               <w:spacing w:before="16"/>
             </w:pPr>
             <w:r>
-              <w:t xml:space="preserve">Plausible values are not designed as exact scores for individual students</w:t>
-            </w:r>
-            <w:r>
-              <w:t xml:space="preserve"> </w:t>
-            </w:r>
-            <w:r>
-              <w:t xml:space="preserve">— they are a tool for making inferences about the population, not about</w:t>
-            </w:r>
-            <w:r>
-              <w:t xml:space="preserve"> </w:t>
-            </w:r>
-            <w:r>
-              <w:t xml:space="preserve">the individual.</w:t>
+              <w:t xml:space="preserve">Plausible values are not designed to provide precise scores for individual</w:t>
+            </w:r>
+            <w:r>
+              <w:t xml:space="preserve"> </w:t>
+            </w:r>
+            <w:r>
+              <w:t xml:space="preserve">students — they serve as a tool for making inferences about the population,</w:t>
+            </w:r>
+            <w:r>
+              <w:t xml:space="preserve"> </w:t>
+            </w:r>
+            <w:r>
+              <w:t xml:space="preserve">not individuals. Therefore,</w:t>
             </w:r>
             <w:r>
               <w:t xml:space="preserve"> </w:t>
@@ -7407,31 +7555,19 @@
               <w:t xml:space="preserve"> </w:t>
             </w:r>
             <w:r>
-              <w:t xml:space="preserve">is therefore, by design, an approximation of a</w:t>
-            </w:r>
-            <w:r>
-              <w:t xml:space="preserve"> </w:t>
-            </w:r>
-            <w:r>
-              <w:t xml:space="preserve">particular student’s score: it reflects their likely level of proficiency,</w:t>
-            </w:r>
-            <w:r>
-              <w:t xml:space="preserve"> </w:t>
-            </w:r>
-            <w:r>
-              <w:t xml:space="preserve">not a value</w:t>
-            </w:r>
-            <w:r>
-              <w:t xml:space="preserve"> </w:t>
-            </w:r>
-            <w:r>
-              <w:t xml:space="preserve">“measured”</w:t>
-            </w:r>
-            <w:r>
-              <w:t xml:space="preserve"> </w:t>
-            </w:r>
-            <w:r>
-              <w:t xml:space="preserve">with full precision.</w:t>
+              <w:t xml:space="preserve">is, by design, an approximation of a</w:t>
+            </w:r>
+            <w:r>
+              <w:t xml:space="preserve"> </w:t>
+            </w:r>
+            <w:r>
+              <w:t xml:space="preserve">particular student’s achievement: it reflects their most likely level of</w:t>
+            </w:r>
+            <w:r>
+              <w:t xml:space="preserve"> </w:t>
+            </w:r>
+            <w:r>
+              <w:t xml:space="preserve">proficiency, not a value measured with complete precision.</w:t>
             </w:r>
           </w:p>
           <w:p>
@@ -7442,13 +7578,13 @@
               <w:spacing w:after="16"/>
             </w:pPr>
             <w:r>
-              <w:t xml:space="preserve">For simple group means, the limitation is not the point estimate itself</w:t>
-            </w:r>
-            <w:r>
-              <w:t xml:space="preserve"> </w:t>
-            </w:r>
-            <w:r>
-              <w:t xml:space="preserve">but the standard errors and significance tests.</w:t>
+              <w:t xml:space="preserve">For a simple comparison of group means, the most important limitation is not</w:t>
+            </w:r>
+            <w:r>
+              <w:t xml:space="preserve"> </w:t>
+            </w:r>
+            <w:r>
+              <w:t xml:space="preserve">the point estimate itself but the standard errors and significance tests.</w:t>
             </w:r>
           </w:p>
           <w:p/>
@@ -7478,25 +7614,31 @@
         <w:pStyle w:val="FirstParagraph"/>
       </w:pPr>
       <w:r>
-        <w:t xml:space="preserve">The section below presents a few typical analyses based on the PIRLS 2021</w:t>
-      </w:r>
-      <w:r>
-        <w:t xml:space="preserve"> </w:t>
-      </w:r>
-      <w:r>
-        <w:t xml:space="preserve">data for Poland. Each example includes: the aim of the analysis, the path</w:t>
-      </w:r>
-      <w:r>
-        <w:t xml:space="preserve"> </w:t>
-      </w:r>
-      <w:r>
-        <w:t xml:space="preserve">through the SPSS graphical menu, the corresponding syntax and a note on</w:t>
-      </w:r>
-      <w:r>
-        <w:t xml:space="preserve"> </w:t>
-      </w:r>
-      <w:r>
-        <w:t xml:space="preserve">interpreting the results. We use the</w:t>
+        <w:t xml:space="preserve">The following section presents several common analyses based on the PIRLS</w:t>
+      </w:r>
+      <w:r>
+        <w:t xml:space="preserve"> </w:t>
+      </w:r>
+      <w:r>
+        <w:t xml:space="preserve">2021 data for Poland. Each example includes: the aim of the analysis, the</w:t>
+      </w:r>
+      <w:r>
+        <w:t xml:space="preserve"> </w:t>
+      </w:r>
+      <w:r>
+        <w:t xml:space="preserve">corresponding path through the SPSS graphical menu, the equivalent syntax and</w:t>
+      </w:r>
+      <w:r>
+        <w:t xml:space="preserve"> </w:t>
+      </w:r>
+      <w:r>
+        <w:t xml:space="preserve">guidance on interpreting the results. In all of the examples provided we use</w:t>
+      </w:r>
+      <w:r>
+        <w:t xml:space="preserve"> </w:t>
+      </w:r>
+      <w:r>
+        <w:t xml:space="preserve">the</w:t>
       </w:r>
       <w:r>
         <w:t xml:space="preserve"> </w:t>
@@ -7511,13 +7653,13 @@
         <w:t xml:space="preserve"> </w:t>
       </w:r>
       <w:r>
-        <w:t xml:space="preserve">file (student</w:t>
-      </w:r>
-      <w:r>
-        <w:t xml:space="preserve"> </w:t>
-      </w:r>
-      <w:r>
-        <w:t xml:space="preserve">merged with parent, Section 6.1) and the computed</w:t>
+        <w:t xml:space="preserve">file (student merged with parent, as described in</w:t>
+      </w:r>
+      <w:r>
+        <w:t xml:space="preserve"> </w:t>
+      </w:r>
+      <w:r>
+        <w:t xml:space="preserve">Section 6.1) together with the computed</w:t>
       </w:r>
       <w:r>
         <w:t xml:space="preserve"> </w:t>
@@ -7532,13 +7674,13 @@
         <w:t xml:space="preserve"> </w:t>
       </w:r>
       <w:r>
-        <w:t xml:space="preserve">variable, as</w:t>
-      </w:r>
-      <w:r>
-        <w:t xml:space="preserve"> </w:t>
-      </w:r>
-      <w:r>
-        <w:t xml:space="preserve">described in the previous section. In Example 8.2 we additionally use the</w:t>
+        <w:t xml:space="preserve">variable, as described in</w:t>
+      </w:r>
+      <w:r>
+        <w:t xml:space="preserve"> </w:t>
+      </w:r>
+      <w:r>
+        <w:t xml:space="preserve">the previous section. In Example 8.2 we additionally use the</w:t>
       </w:r>
       <w:r>
         <w:t xml:space="preserve"> </w:t>
@@ -7553,7 +7695,7 @@
         <w:t xml:space="preserve"> </w:t>
       </w:r>
       <w:r>
-        <w:t xml:space="preserve">variable recoded from the national question</w:t>
+        <w:t xml:space="preserve">variable, which was recoded from the national question</w:t>
       </w:r>
       <w:r>
         <w:t xml:space="preserve"> </w:t>
@@ -7601,13 +7743,13 @@
         <w:t xml:space="preserve"> </w:t>
       </w:r>
       <w:r>
-        <w:t xml:space="preserve">Compare the reading achievement of girls and</w:t>
-      </w:r>
-      <w:r>
-        <w:t xml:space="preserve"> </w:t>
-      </w:r>
-      <w:r>
-        <w:t xml:space="preserve">boys. The means match the figures presented in Table 5.5 of the</w:t>
+        <w:t xml:space="preserve">Compare the reading achievement of girls and boys.</w:t>
+      </w:r>
+      <w:r>
+        <w:t xml:space="preserve"> </w:t>
+      </w:r>
+      <w:r>
+        <w:t xml:space="preserve">The group means match the figures presented in Table 5.5 of the</w:t>
       </w:r>
       <w:r>
         <w:t xml:space="preserve"> </w:t>
@@ -7624,7 +7766,7 @@
         <w:t xml:space="preserve"> </w:t>
       </w:r>
       <w:r>
-        <w:t xml:space="preserve">and are reproduced in this example.</w:t>
+        <w:t xml:space="preserve">and will be reproduced in this example.</w:t>
       </w:r>
     </w:p>
     <w:p>
@@ -7665,13 +7807,13 @@
         <w:t xml:space="preserve">ITSEX</w:t>
       </w:r>
       <w:r>
-        <w:t xml:space="preserve">, the student’s</w:t>
-      </w:r>
-      <w:r>
-        <w:t xml:space="preserve"> </w:t>
-      </w:r>
-      <w:r>
-        <w:t xml:space="preserve">gender:</w:t>
+        <w:t xml:space="preserve">, which indicates</w:t>
+      </w:r>
+      <w:r>
+        <w:t xml:space="preserve"> </w:t>
+      </w:r>
+      <w:r>
+        <w:t xml:space="preserve">the student’s gender:</w:t>
       </w:r>
       <w:r>
         <w:t xml:space="preserve"> </w:t>
@@ -7707,7 +7849,13 @@
           <w:b/>
           <w:bCs/>
         </w:rPr>
-        <w:t xml:space="preserve">Through the menu:</w:t>
+        <w:t xml:space="preserve">Using the menu:</w:t>
+      </w:r>
+      <w:r>
+        <w:t xml:space="preserve"> </w:t>
+      </w:r>
+      <w:r>
+        <w:t xml:space="preserve">select</w:t>
       </w:r>
       <w:r>
         <w:t xml:space="preserve"> </w:t>
@@ -7957,7 +8105,7 @@
         <w:t xml:space="preserve"> </w:t>
       </w:r>
       <w:r>
-        <w:t xml:space="preserve">reading score in a given group, and</w:t>
+        <w:t xml:space="preserve">reading achievement in a given group, and</w:t>
       </w:r>
       <w:r>
         <w:t xml:space="preserve"> </w:t>
@@ -7972,13 +8120,13 @@
         <w:t xml:space="preserve"> </w:t>
       </w:r>
       <w:r>
-        <w:t xml:space="preserve">corresponds to the weighted number</w:t>
-      </w:r>
-      <w:r>
-        <w:t xml:space="preserve"> </w:t>
-      </w:r>
-      <w:r>
-        <w:t xml:space="preserve">of students in the population, not the sample size.</w:t>
+        <w:t xml:space="preserve">corresponds to the weighted</w:t>
+      </w:r>
+      <w:r>
+        <w:t xml:space="preserve"> </w:t>
+      </w:r>
+      <w:r>
+        <w:t xml:space="preserve">population count, not the number of students in the sample.</w:t>
       </w:r>
     </w:p>
     <w:p>
@@ -7986,31 +8134,31 @@
         <w:pStyle w:val="BodyText"/>
       </w:pPr>
       <w:r>
-        <w:t xml:space="preserve">The group means obtained with this method match the national report: girls</w:t>
-      </w:r>
-      <w:r>
-        <w:t xml:space="preserve"> </w:t>
-      </w:r>
-      <w:r>
-        <w:t xml:space="preserve">score about 559.75 points and boys about 539.69 points. The difference is</w:t>
-      </w:r>
-      <w:r>
-        <w:t xml:space="preserve"> </w:t>
-      </w:r>
-      <w:r>
-        <w:t xml:space="preserve">therefore about 20 points in favour of girls. This means that, in the</w:t>
-      </w:r>
-      <w:r>
-        <w:t xml:space="preserve"> </w:t>
-      </w:r>
-      <w:r>
-        <w:t xml:space="preserve">PIRLS 2021 data, girls achieved on average higher reading scores than</w:t>
-      </w:r>
-      <w:r>
-        <w:t xml:space="preserve"> </w:t>
-      </w:r>
-      <w:r>
-        <w:t xml:space="preserve">boys.</w:t>
+        <w:t xml:space="preserve">The group means obtained with this method match those presented in the Polish</w:t>
+      </w:r>
+      <w:r>
+        <w:t xml:space="preserve"> </w:t>
+      </w:r>
+      <w:r>
+        <w:t xml:space="preserve">national report: girls score about 559.75 points and boys about 539.69 points.</w:t>
+      </w:r>
+      <w:r>
+        <w:t xml:space="preserve"> </w:t>
+      </w:r>
+      <w:r>
+        <w:t xml:space="preserve">The difference is therefore about 20 points in favour of girls. This means</w:t>
+      </w:r>
+      <w:r>
+        <w:t xml:space="preserve"> </w:t>
+      </w:r>
+      <w:r>
+        <w:t xml:space="preserve">that, in the PIRLS 2021 data, girls achieved higher reading scores on average</w:t>
+      </w:r>
+      <w:r>
+        <w:t xml:space="preserve"> </w:t>
+      </w:r>
+      <w:r>
+        <w:t xml:space="preserve">than boys.</w:t>
       </w:r>
     </w:p>
     <w:tbl>
@@ -8098,7 +8246,7 @@
               <w:t xml:space="preserve"> </w:t>
             </w:r>
             <w:r>
-              <w:t xml:space="preserve">Standard errors from SPSS are underestimated</w:t>
+              <w:t xml:space="preserve">SPSS underestimates standard errors</w:t>
             </w:r>
           </w:p>
         </w:tc>
@@ -8122,13 +8270,13 @@
               <w:spacing w:before="16"/>
             </w:pPr>
             <w:r>
-              <w:t xml:space="preserve">The standard errors shown in the SPSS table are much lower than the</w:t>
-            </w:r>
-            <w:r>
-              <w:t xml:space="preserve"> </w:t>
-            </w:r>
-            <w:r>
-              <w:t xml:space="preserve">correct values from the national report. This happens because the standard</w:t>
+              <w:t xml:space="preserve">The standard errors reported by SPSS are much lower than the correct values</w:t>
+            </w:r>
+            <w:r>
+              <w:t xml:space="preserve"> </w:t>
+            </w:r>
+            <w:r>
+              <w:t xml:space="preserve">included in the national report. This happens because the standard</w:t>
             </w:r>
             <w:r>
               <w:t xml:space="preserve"> </w:t>
@@ -8143,13 +8291,13 @@
               <w:t xml:space="preserve"> </w:t>
             </w:r>
             <w:r>
-              <w:t xml:space="preserve">procedure does not account for replicate weights and the complex</w:t>
-            </w:r>
-            <w:r>
-              <w:t xml:space="preserve"> </w:t>
-            </w:r>
-            <w:r>
-              <w:t xml:space="preserve">sampling design. In addition, using</w:t>
+              <w:t xml:space="preserve">procedure does not account for replicate weights and the complex sampling</w:t>
+            </w:r>
+            <w:r>
+              <w:t xml:space="preserve"> </w:t>
+            </w:r>
+            <w:r>
+              <w:t xml:space="preserve">design. In addition, using</w:t>
             </w:r>
             <w:r>
               <w:t xml:space="preserve"> </w:t>
@@ -8164,13 +8312,13 @@
               <w:t xml:space="preserve"> </w:t>
             </w:r>
             <w:r>
-              <w:t xml:space="preserve">makes SPSS treat the weighted</w:t>
-            </w:r>
-            <w:r>
-              <w:t xml:space="preserve"> </w:t>
-            </w:r>
-            <w:r>
-              <w:t xml:space="preserve">sample as the population, which further inflates the precision of the</w:t>
+              <w:t xml:space="preserve">causes SPSS to treat the weighted sample</w:t>
+            </w:r>
+            <w:r>
+              <w:t xml:space="preserve"> </w:t>
+            </w:r>
+            <w:r>
+              <w:t xml:space="preserve">as the entire population, which further inflates the precision of the</w:t>
             </w:r>
             <w:r>
               <w:t xml:space="preserve"> </w:t>
@@ -8187,25 +8335,25 @@
               <w:spacing w:after="16"/>
             </w:pPr>
             <w:r>
-              <w:t xml:space="preserve">The means can be treated as correct point estimates and used for exploring</w:t>
-            </w:r>
-            <w:r>
-              <w:t xml:space="preserve"> </w:t>
-            </w:r>
-            <w:r>
-              <w:t xml:space="preserve">the data. To assess the significance of the difference between girls and</w:t>
-            </w:r>
-            <w:r>
-              <w:t xml:space="preserve"> </w:t>
-            </w:r>
-            <w:r>
-              <w:t xml:space="preserve">boys, however, you should use dedicated tools such as the IEA IDB</w:t>
-            </w:r>
-            <w:r>
-              <w:t xml:space="preserve"> </w:t>
-            </w:r>
-            <w:r>
-              <w:t xml:space="preserve">Analyzer, Rrepest, repest or intsvy.</w:t>
+              <w:t xml:space="preserve">The group means themselves can be treated as valid point estimates and used</w:t>
+            </w:r>
+            <w:r>
+              <w:t xml:space="preserve"> </w:t>
+            </w:r>
+            <w:r>
+              <w:t xml:space="preserve">for exploratory analyses. However, to assess the statistical significance of</w:t>
+            </w:r>
+            <w:r>
+              <w:t xml:space="preserve"> </w:t>
+            </w:r>
+            <w:r>
+              <w:t xml:space="preserve">the difference between girls and boys, you should use software tools such as</w:t>
+            </w:r>
+            <w:r>
+              <w:t xml:space="preserve"> </w:t>
+            </w:r>
+            <w:r>
+              <w:t xml:space="preserve">the IEA IDB Analyzer, Rrepest, repest or intsvy.</w:t>
             </w:r>
           </w:p>
           <w:p/>
@@ -8237,13 +8385,19 @@
         <w:t xml:space="preserve"> </w:t>
       </w:r>
       <w:r>
-        <w:t xml:space="preserve">Check whether students who attended nursery</w:t>
-      </w:r>
-      <w:r>
-        <w:t xml:space="preserve"> </w:t>
-      </w:r>
-      <w:r>
-        <w:t xml:space="preserve">achieve higher reading scores. As the independent variable we use</w:t>
+        <w:t xml:space="preserve">Examine whether students who attended a nursery</w:t>
+      </w:r>
+      <w:r>
+        <w:t xml:space="preserve"> </w:t>
+      </w:r>
+      <w:r>
+        <w:t xml:space="preserve">(childcare facility) achieve higher reading scores than those who did not. As</w:t>
+      </w:r>
+      <w:r>
+        <w:t xml:space="preserve"> </w:t>
+      </w:r>
+      <w:r>
+        <w:t xml:space="preserve">the independent variable we use</w:t>
       </w:r>
       <w:r>
         <w:t xml:space="preserve"> </w:t>
@@ -8258,13 +8412,19 @@
         <w:t xml:space="preserve"> </w:t>
       </w:r>
       <w:r>
-        <w:t xml:space="preserve">(1 = Yes, 0 = No) — the variable recoded in Section 7.3 from</w:t>
-      </w:r>
-      <w:r>
-        <w:t xml:space="preserve"> </w:t>
-      </w:r>
-      <w:r>
-        <w:t xml:space="preserve">the national question</w:t>
+        <w:t xml:space="preserve">(1 = Yes, 0 = No) — the variable</w:t>
+      </w:r>
+      <w:r>
+        <w:t xml:space="preserve"> </w:t>
+      </w:r>
+      <w:r>
+        <w:t xml:space="preserve">that was created in Section 7.3 by recoding the Polish national questionnaire</w:t>
+      </w:r>
+      <w:r>
+        <w:t xml:space="preserve"> </w:t>
+      </w:r>
+      <w:r>
+        <w:t xml:space="preserve">variable</w:t>
       </w:r>
       <w:r>
         <w:t xml:space="preserve"> </w:t>
@@ -8299,7 +8459,7 @@
         <w:t xml:space="preserve"> </w:t>
       </w:r>
       <w:r>
-        <w:t xml:space="preserve">comes from the Polish national database, not from the</w:t>
+        <w:t xml:space="preserve">comes from the Polish national database and not from the</w:t>
       </w:r>
       <w:r>
         <w:t xml:space="preserve"> </w:t>
@@ -8314,19 +8474,19 @@
         <w:t xml:space="preserve"> </w:t>
       </w:r>
       <w:r>
-        <w:t xml:space="preserve">file, before the analysis we need to append the</w:t>
-      </w:r>
-      <w:r>
-        <w:t xml:space="preserve"> </w:t>
-      </w:r>
-      <w:r>
-        <w:t xml:space="preserve">national database to our working file. The procedure is analogous to the</w:t>
-      </w:r>
-      <w:r>
-        <w:t xml:space="preserve"> </w:t>
-      </w:r>
-      <w:r>
-        <w:t xml:space="preserve">one described in Section 6.3: we open</w:t>
+        <w:t xml:space="preserve">file, before the analysis we need to append the national</w:t>
+      </w:r>
+      <w:r>
+        <w:t xml:space="preserve"> </w:t>
+      </w:r>
+      <w:r>
+        <w:t xml:space="preserve">database to our working file. The procedure is analogous to the one described</w:t>
+      </w:r>
+      <w:r>
+        <w:t xml:space="preserve"> </w:t>
+      </w:r>
+      <w:r>
+        <w:t xml:space="preserve">in Section 6.3: we open</w:t>
       </w:r>
       <w:r>
         <w:t xml:space="preserve"> </w:t>
@@ -8380,7 +8540,7 @@
         <w:t xml:space="preserve"> </w:t>
       </w:r>
       <w:r>
-        <w:t xml:space="preserve">file sorted by the same keys.</w:t>
+        <w:t xml:space="preserve">file sorted by the same key variables.</w:t>
       </w:r>
     </w:p>
     <w:p>
@@ -8540,7 +8700,13 @@
           <w:b/>
           <w:bCs/>
         </w:rPr>
-        <w:t xml:space="preserve">Through the menu:</w:t>
+        <w:t xml:space="preserve">Using the menu:</w:t>
+      </w:r>
+      <w:r>
+        <w:t xml:space="preserve"> </w:t>
+      </w:r>
+      <w:r>
+        <w:t xml:space="preserve">select</w:t>
       </w:r>
       <w:r>
         <w:t xml:space="preserve"> </w:t>
@@ -8602,13 +8768,7 @@
         <w:t xml:space="preserve"> </w:t>
       </w:r>
       <w:r>
-        <w:t xml:space="preserve">into</w:t>
-      </w:r>
-      <w:r>
-        <w:t xml:space="preserve"> </w:t>
-      </w:r>
-      <w:r>
-        <w:t xml:space="preserve">the</w:t>
+        <w:t xml:space="preserve">into the</w:t>
       </w:r>
       <w:r>
         <w:t xml:space="preserve"> </w:t>
@@ -8754,7 +8914,7 @@
         <w:t xml:space="preserve"> </w:t>
       </w:r>
       <w:r>
-        <w:t xml:space="preserve">The output table will have two rows: one for</w:t>
+        <w:t xml:space="preserve">The output table will contain two rows: one for</w:t>
       </w:r>
       <w:r>
         <w:t xml:space="preserve"> </w:t>
@@ -8800,13 +8960,13 @@
         <w:t xml:space="preserve"> </w:t>
       </w:r>
       <w:r>
-        <w:t xml:space="preserve">column shows the reading score in each</w:t>
-      </w:r>
-      <w:r>
-        <w:t xml:space="preserve"> </w:t>
-      </w:r>
-      <w:r>
-        <w:t xml:space="preserve">group.</w:t>
+        <w:t xml:space="preserve">column shows the average reading</w:t>
+      </w:r>
+      <w:r>
+        <w:t xml:space="preserve"> </w:t>
+      </w:r>
+      <w:r>
+        <w:t xml:space="preserve">achievement for each group.</w:t>
       </w:r>
     </w:p>
     <w:p>
@@ -8814,41 +8974,47 @@
         <w:pStyle w:val="BodyText"/>
       </w:pPr>
       <w:r>
-        <w:t xml:space="preserve">Students who attended nursery achieve, on average, higher reading scores.</w:t>
-      </w:r>
-      <w:r>
-        <w:t xml:space="preserve"> </w:t>
-      </w:r>
-      <w:r>
-        <w:t xml:space="preserve">The difference should be interpreted with caution: nursery attendance is</w:t>
-      </w:r>
-      <w:r>
-        <w:t xml:space="preserve"> </w:t>
-      </w:r>
-      <w:r>
-        <w:t xml:space="preserve">strongly associated with the family’s socio-economic status and other</w:t>
-      </w:r>
-      <w:r>
-        <w:t xml:space="preserve"> </w:t>
-      </w:r>
-      <w:r>
-        <w:t xml:space="preserve">variables, so the raw difference in means need not reflect a causal effect</w:t>
-      </w:r>
-      <w:r>
-        <w:t xml:space="preserve"> </w:t>
-      </w:r>
-      <w:r>
-        <w:t xml:space="preserve">of nursery care.</w:t>
+        <w:t xml:space="preserve">Students who attended nursery achieve higher reading scores on average than</w:t>
+      </w:r>
+      <w:r>
+        <w:t xml:space="preserve"> </w:t>
+      </w:r>
+      <w:r>
+        <w:t xml:space="preserve">those who did not. However, this difference should be interpreted with</w:t>
+      </w:r>
+      <w:r>
+        <w:t xml:space="preserve"> </w:t>
+      </w:r>
+      <w:r>
+        <w:t xml:space="preserve">caution: nursery attendance is strongly associated with the family’s</w:t>
+      </w:r>
+      <w:r>
+        <w:t xml:space="preserve"> </w:t>
+      </w:r>
+      <w:r>
+        <w:t xml:space="preserve">socio-economic status and other variables. Consequently, the observed</w:t>
+      </w:r>
+      <w:r>
+        <w:t xml:space="preserve"> </w:t>
+      </w:r>
+      <w:r>
+        <w:t xml:space="preserve">difference in means may not reflect a causal effect of nursery care on reading</w:t>
+      </w:r>
+      <w:r>
+        <w:t xml:space="preserve"> </w:t>
+      </w:r>
+      <w:r>
+        <w:t xml:space="preserve">achievement.</w:t>
       </w:r>
     </w:p>
     <w:bookmarkEnd w:id="85"/>
-    <w:bookmarkStart w:id="89" w:name="Xdbd04b3ecc30268a744889a0f71928446b77eaa"/>
+    <w:bookmarkStart w:id="89" w:name="X6307b4d3eb87cfea6573eb8b9e1095747495210"/>
     <w:p>
       <w:pPr>
         <w:pStyle w:val="Heading2"/>
       </w:pPr>
       <w:r>
-        <w:t xml:space="preserve">8.3 Students’ attitudes to reading and gender — distribution of categories</w:t>
+        <w:t xml:space="preserve">8.3 Students’ attitudes towards reading by gender — distribution of categories</w:t>
       </w:r>
     </w:p>
     <w:p>
@@ -8866,13 +9032,13 @@
         <w:t xml:space="preserve"> </w:t>
       </w:r>
       <w:r>
-        <w:t xml:space="preserve">Compare the distribution of attitudes to reading</w:t>
-      </w:r>
-      <w:r>
-        <w:t xml:space="preserve"> </w:t>
-      </w:r>
-      <w:r>
-        <w:t xml:space="preserve">between girls and boys. The variable</w:t>
+        <w:t xml:space="preserve">Compare the distribution of students’ attitudes</w:t>
+      </w:r>
+      <w:r>
+        <w:t xml:space="preserve"> </w:t>
+      </w:r>
+      <w:r>
+        <w:t xml:space="preserve">towards reading between girls and boys. The variable</w:t>
       </w:r>
       <w:r>
         <w:t xml:space="preserve"> </w:t>
@@ -8887,13 +9053,13 @@
         <w:t xml:space="preserve"> </w:t>
       </w:r>
       <w:r>
-        <w:t xml:space="preserve">is a categorical index</w:t>
-      </w:r>
-      <w:r>
-        <w:t xml:space="preserve"> </w:t>
-      </w:r>
-      <w:r>
-        <w:t xml:space="preserve">(</w:t>
+        <w:t xml:space="preserve">is a</w:t>
+      </w:r>
+      <w:r>
+        <w:t xml:space="preserve"> </w:t>
+      </w:r>
+      <w:r>
+        <w:t xml:space="preserve">categorical index (</w:t>
       </w:r>
       <w:r>
         <w:rPr>
@@ -8903,19 +9069,19 @@
         <w:t xml:space="preserve">Students Like Reading Index</w:t>
       </w:r>
       <w:r>
-        <w:t xml:space="preserve">) taking three values: 1 = Very Much Like</w:t>
-      </w:r>
-      <w:r>
-        <w:t xml:space="preserve"> </w:t>
-      </w:r>
-      <w:r>
-        <w:t xml:space="preserve">Reading, 2 = Somewhat Like Reading, 3 = Do Not Like Reading. The</w:t>
-      </w:r>
-      <w:r>
-        <w:t xml:space="preserve"> </w:t>
-      </w:r>
-      <w:r>
-        <w:t xml:space="preserve">independent variable is</w:t>
+        <w:t xml:space="preserve">) taking three values:</w:t>
+      </w:r>
+      <w:r>
+        <w:t xml:space="preserve"> </w:t>
+      </w:r>
+      <w:r>
+        <w:t xml:space="preserve">1 = Very Much Like Reading, 2 = Somewhat Like Reading, 3 = Do Not Like</w:t>
+      </w:r>
+      <w:r>
+        <w:t xml:space="preserve"> </w:t>
+      </w:r>
+      <w:r>
+        <w:t xml:space="preserve">Reading. The independent variable is</w:t>
       </w:r>
       <w:r>
         <w:t xml:space="preserve"> </w:t>
@@ -8965,7 +9131,7 @@
           <w:b/>
           <w:bCs/>
         </w:rPr>
-        <w:t xml:space="preserve">Through the menu:</w:t>
+        <w:t xml:space="preserve">Using the menu:</w:t>
       </w:r>
       <w:r>
         <w:t xml:space="preserve"> </w:t>
@@ -9043,7 +9209,13 @@
         <w:t xml:space="preserve"> </w:t>
       </w:r>
       <w:r>
-        <w:t xml:space="preserve">field. Click</w:t>
+        <w:t xml:space="preserve">field.</w:t>
+      </w:r>
+      <w:r>
+        <w:t xml:space="preserve"> </w:t>
+      </w:r>
+      <w:r>
+        <w:t xml:space="preserve">Click</w:t>
       </w:r>
       <w:r>
         <w:t xml:space="preserve"> </w:t>
@@ -9243,19 +9415,25 @@
         <w:t xml:space="preserve"> </w:t>
       </w:r>
       <w:r>
-        <w:t xml:space="preserve">The percentages in the table sum to 100% in</w:t>
-      </w:r>
-      <w:r>
-        <w:t xml:space="preserve"> </w:t>
-      </w:r>
-      <w:r>
-        <w:t xml:space="preserve">each row (% of Sex of Students), which lets you compare the distribution of</w:t>
-      </w:r>
-      <w:r>
-        <w:t xml:space="preserve"> </w:t>
-      </w:r>
-      <w:r>
-        <w:t xml:space="preserve">attitudes to reading between girls and boys regardless of the group sizes.</w:t>
+        <w:t xml:space="preserve">The percentages in the table sum to 100% in each</w:t>
+      </w:r>
+      <w:r>
+        <w:t xml:space="preserve"> </w:t>
+      </w:r>
+      <w:r>
+        <w:t xml:space="preserve">row (% within Sex of Students), which lets you compare the distribution of</w:t>
+      </w:r>
+      <w:r>
+        <w:t xml:space="preserve"> </w:t>
+      </w:r>
+      <w:r>
+        <w:t xml:space="preserve">attitudes towards reading between girls and boys independently of the group</w:t>
+      </w:r>
+      <w:r>
+        <w:t xml:space="preserve"> </w:t>
+      </w:r>
+      <w:r>
+        <w:t xml:space="preserve">sizes.</w:t>
       </w:r>
     </w:p>
     <w:p>
@@ -9263,7 +9441,7 @@
         <w:pStyle w:val="BodyText"/>
       </w:pPr>
       <w:r>
-        <w:t xml:space="preserve">The results reveal a clear difference: in the</w:t>
+        <w:t xml:space="preserve">The results reveal a clear difference: 22.5% of girls fall into the</w:t>
       </w:r>
       <w:r>
         <w:t xml:space="preserve"> </w:t>
@@ -9273,43 +9451,51 @@
           <w:i/>
           <w:iCs/>
         </w:rPr>
-        <w:t xml:space="preserve">Do Not Like Reading</w:t>
-      </w:r>
-      <w:r>
-        <w:t xml:space="preserve"> </w:t>
-      </w:r>
-      <w:r>
-        <w:t xml:space="preserve">category there were 22.5% of girls and as many as 33.5% of boys — a</w:t>
-      </w:r>
-      <w:r>
-        <w:t xml:space="preserve"> </w:t>
-      </w:r>
-      <w:r>
-        <w:t xml:space="preserve">difference of 11 percentage points. Boys also less often declared that they</w:t>
-      </w:r>
-      <w:r>
-        <w:t xml:space="preserve"> </w:t>
-      </w:r>
-      <w:r>
-        <w:t xml:space="preserve">very much like reading (21.6% vs 24.6%). Such large differences in</w:t>
-      </w:r>
-      <w:r>
-        <w:t xml:space="preserve"> </w:t>
-      </w:r>
-      <w:r>
-        <w:t xml:space="preserve">attitudes to reading are consistent with the differences in test scores</w:t>
-      </w:r>
-      <w:r>
-        <w:t xml:space="preserve"> </w:t>
-      </w:r>
-      <w:r>
-        <w:t xml:space="preserve">described in Section 8.1 and provide important interpretive context for</w:t>
-      </w:r>
-      <w:r>
-        <w:t xml:space="preserve"> </w:t>
-      </w:r>
-      <w:r>
-        <w:t xml:space="preserve">these data.</w:t>
+        <w:t xml:space="preserve">Do Not</w:t>
+      </w:r>
+      <w:r>
+        <w:rPr>
+          <w:i/>
+          <w:iCs/>
+        </w:rPr>
+        <w:t xml:space="preserve"> </w:t>
+      </w:r>
+      <w:r>
+        <w:rPr>
+          <w:i/>
+          <w:iCs/>
+        </w:rPr>
+        <w:t xml:space="preserve">Like Reading</w:t>
+      </w:r>
+      <w:r>
+        <w:t xml:space="preserve"> </w:t>
+      </w:r>
+      <w:r>
+        <w:t xml:space="preserve">category, compared with 33.5% of boys — a difference of 11</w:t>
+      </w:r>
+      <w:r>
+        <w:t xml:space="preserve"> </w:t>
+      </w:r>
+      <w:r>
+        <w:t xml:space="preserve">percentage points. Boys also less often declared that they very much like</w:t>
+      </w:r>
+      <w:r>
+        <w:t xml:space="preserve"> </w:t>
+      </w:r>
+      <w:r>
+        <w:t xml:space="preserve">reading (21.6% vs 24.6% of girls). Such large differences in attitudes towards</w:t>
+      </w:r>
+      <w:r>
+        <w:t xml:space="preserve"> </w:t>
+      </w:r>
+      <w:r>
+        <w:t xml:space="preserve">reading are consistent with the differences in reading achievement described</w:t>
+      </w:r>
+      <w:r>
+        <w:t xml:space="preserve"> </w:t>
+      </w:r>
+      <w:r>
+        <w:t xml:space="preserve">in Section 8.1 and provide important context for interpreting these data.</w:t>
       </w:r>
     </w:p>
     <w:p>
@@ -9348,19 +9534,19 @@
         <w:t xml:space="preserve"> </w:t>
       </w:r>
       <w:r>
-        <w:t xml:space="preserve">Keep the raw data in a separate</w:t>
-      </w:r>
-      <w:r>
-        <w:t xml:space="preserve"> </w:t>
-      </w:r>
-      <w:r>
-        <w:t xml:space="preserve">folder and never overwrite it. Carry out all operations on working</w:t>
-      </w:r>
-      <w:r>
-        <w:t xml:space="preserve"> </w:t>
-      </w:r>
-      <w:r>
-        <w:t xml:space="preserve">copies.</w:t>
+        <w:t xml:space="preserve">Keep the raw data in a separate folder</w:t>
+      </w:r>
+      <w:r>
+        <w:t xml:space="preserve"> </w:t>
+      </w:r>
+      <w:r>
+        <w:t xml:space="preserve">and never overwrite them. Carry out all operations on working copies of the</w:t>
+      </w:r>
+      <w:r>
+        <w:t xml:space="preserve"> </w:t>
+      </w:r>
+      <w:r>
+        <w:t xml:space="preserve">datasets.</w:t>
       </w:r>
     </w:p>
     <w:p>
@@ -9381,13 +9567,19 @@
         <w:t xml:space="preserve"> </w:t>
       </w:r>
       <w:r>
-        <w:t xml:space="preserve">Tables and charts generated through the menu leave</w:t>
-      </w:r>
-      <w:r>
-        <w:t xml:space="preserve"> </w:t>
-      </w:r>
-      <w:r>
-        <w:t xml:space="preserve">no trace. Saved syntax lets you reproduce every step.</w:t>
+        <w:t xml:space="preserve">Tables and charts generated through the menu do not</w:t>
+      </w:r>
+      <w:r>
+        <w:t xml:space="preserve"> </w:t>
+      </w:r>
+      <w:r>
+        <w:t xml:space="preserve">leave a reproducible record of the steps you performed. Saved syntax allows</w:t>
+      </w:r>
+      <w:r>
+        <w:t xml:space="preserve"> </w:t>
+      </w:r>
+      <w:r>
+        <w:t xml:space="preserve">you to reproduce every step of your analysis.</w:t>
       </w:r>
     </w:p>
     <w:p>
@@ -9408,13 +9600,19 @@
         <w:t xml:space="preserve"> </w:t>
       </w:r>
       <w:r>
-        <w:t xml:space="preserve">Variable names change between study</w:t>
-      </w:r>
-      <w:r>
-        <w:t xml:space="preserve"> </w:t>
-      </w:r>
-      <w:r>
-        <w:t xml:space="preserve">cycles. Before each analysis, make sure you are using the current names.</w:t>
+        <w:t xml:space="preserve">Variable names may change between</w:t>
+      </w:r>
+      <w:r>
+        <w:t xml:space="preserve"> </w:t>
+      </w:r>
+      <w:r>
+        <w:t xml:space="preserve">study cycles. Before each analysis, make sure you are using the current</w:t>
+      </w:r>
+      <w:r>
+        <w:t xml:space="preserve"> </w:t>
+      </w:r>
+      <w:r>
+        <w:t xml:space="preserve">variable names.</w:t>
       </w:r>
     </w:p>
     <w:p>
@@ -9435,13 +9633,13 @@
         <w:t xml:space="preserve"> </w:t>
       </w:r>
       <w:r>
-        <w:t xml:space="preserve">Before using a variable, check the range</w:t>
-      </w:r>
-      <w:r>
-        <w:t xml:space="preserve"> </w:t>
-      </w:r>
-      <w:r>
-        <w:t xml:space="preserve">of values and the missing codes in</w:t>
+        <w:t xml:space="preserve">Before using a variable, check the range of</w:t>
+      </w:r>
+      <w:r>
+        <w:t xml:space="preserve"> </w:t>
+      </w:r>
+      <w:r>
+        <w:t xml:space="preserve">values and the missing-value codes in</w:t>
       </w:r>
       <w:r>
         <w:t xml:space="preserve"> </w:t>
@@ -9484,7 +9682,7 @@
           <w:b/>
           <w:bCs/>
         </w:rPr>
-        <w:t xml:space="preserve">Apply the weight deliberately.</w:t>
+        <w:t xml:space="preserve">Apply weights deliberately.</w:t>
       </w:r>
       <w:r>
         <w:t xml:space="preserve"> </w:t>
@@ -9505,7 +9703,13 @@
         <w:t xml:space="preserve"> </w:t>
       </w:r>
       <w:r>
-        <w:t xml:space="preserve">before an analysis and</w:t>
+        <w:t xml:space="preserve">before starting an analysis</w:t>
+      </w:r>
+      <w:r>
+        <w:t xml:space="preserve"> </w:t>
+      </w:r>
+      <w:r>
+        <w:t xml:space="preserve">and</w:t>
       </w:r>
       <w:r>
         <w:t xml:space="preserve"> </w:t>
@@ -9520,7 +9724,7 @@
         <w:t xml:space="preserve"> </w:t>
       </w:r>
       <w:r>
-        <w:t xml:space="preserve">after it. Check that the status bar shows</w:t>
+        <w:t xml:space="preserve">afterwards. Check that the SPSS status bar displays</w:t>
       </w:r>
       <w:r>
         <w:t xml:space="preserve"> </w:t>
@@ -9536,13 +9740,7 @@
         <w:t xml:space="preserve"> </w:t>
       </w:r>
       <w:r>
-        <w:t xml:space="preserve">before</w:t>
-      </w:r>
-      <w:r>
-        <w:t xml:space="preserve"> </w:t>
-      </w:r>
-      <w:r>
-        <w:t xml:space="preserve">running a procedure.</w:t>
+        <w:t xml:space="preserve">before running a procedure.</w:t>
       </w:r>
     </w:p>
     <w:p>
@@ -9566,31 +9764,45 @@
           <w:b/>
           <w:bCs/>
         </w:rPr>
-        <w:t xml:space="preserve">-values and standard errors from SPSS are for orientation only.</w:t>
-      </w:r>
-      <w:r>
-        <w:t xml:space="preserve"> </w:t>
-      </w:r>
-      <w:r>
-        <w:t xml:space="preserve">In</w:t>
-      </w:r>
-      <w:r>
-        <w:t xml:space="preserve"> </w:t>
-      </w:r>
-      <w:r>
-        <w:t xml:space="preserve">exploratory analyses they can be treated as a signal of whether a</w:t>
-      </w:r>
-      <w:r>
-        <w:t xml:space="preserve"> </w:t>
-      </w:r>
-      <w:r>
-        <w:t xml:space="preserve">phenomenon is worth investigating more deeply. In published results you</w:t>
-      </w:r>
-      <w:r>
-        <w:t xml:space="preserve"> </w:t>
-      </w:r>
-      <w:r>
-        <w:t xml:space="preserve">should use values from the IDB Analyzer or Rrepest.</w:t>
+        <w:t xml:space="preserve">-values and standard errors from SPSS should be used only as</w:t>
+      </w:r>
+      <w:r>
+        <w:rPr>
+          <w:b/>
+          <w:bCs/>
+        </w:rPr>
+        <w:t xml:space="preserve"> </w:t>
+      </w:r>
+      <w:r>
+        <w:rPr>
+          <w:b/>
+          <w:bCs/>
+        </w:rPr>
+        <w:t xml:space="preserve">approximate indicators.</w:t>
+      </w:r>
+      <w:r>
+        <w:t xml:space="preserve"> </w:t>
+      </w:r>
+      <w:r>
+        <w:t xml:space="preserve">In exploratory analyses they can be treated as a</w:t>
+      </w:r>
+      <w:r>
+        <w:t xml:space="preserve"> </w:t>
+      </w:r>
+      <w:r>
+        <w:t xml:space="preserve">signal of whether a phenomenon deserves further investigation. In published</w:t>
+      </w:r>
+      <w:r>
+        <w:t xml:space="preserve"> </w:t>
+      </w:r>
+      <w:r>
+        <w:t xml:space="preserve">results you should use values obtained with dedicated tools, such as the IEA</w:t>
+      </w:r>
+      <w:r>
+        <w:t xml:space="preserve"> </w:t>
+      </w:r>
+      <w:r>
+        <w:t xml:space="preserve">IDB Analyzer or Rrepest.</w:t>
       </w:r>
     </w:p>
     <w:p>
@@ -9611,19 +9823,19 @@
         <w:t xml:space="preserve"> </w:t>
       </w:r>
       <w:r>
-        <w:t xml:space="preserve">Compare the percentages and means you obtain</w:t>
-      </w:r>
-      <w:r>
-        <w:t xml:space="preserve"> </w:t>
-      </w:r>
-      <w:r>
-        <w:t xml:space="preserve">with the official national reports to make sure the data have been read</w:t>
-      </w:r>
-      <w:r>
-        <w:t xml:space="preserve"> </w:t>
-      </w:r>
-      <w:r>
-        <w:t xml:space="preserve">in correctly.</w:t>
+        <w:t xml:space="preserve">Compare the percentages and means you obtain with</w:t>
+      </w:r>
+      <w:r>
+        <w:t xml:space="preserve"> </w:t>
+      </w:r>
+      <w:r>
+        <w:t xml:space="preserve">the official national reports to confirm that the data have been processed</w:t>
+      </w:r>
+      <w:r>
+        <w:t xml:space="preserve"> </w:t>
+      </w:r>
+      <w:r>
+        <w:t xml:space="preserve">correctly.</w:t>
       </w:r>
     </w:p>
     <w:bookmarkStart w:id="91" w:name="most-common-mistakes"/>
@@ -9640,13 +9852,13 @@
         <w:pStyle w:val="FirstParagraph"/>
       </w:pPr>
       <w:r>
-        <w:t xml:space="preserve">The problems below come up regularly when working with international</w:t>
-      </w:r>
-      <w:r>
-        <w:t xml:space="preserve"> </w:t>
-      </w:r>
-      <w:r>
-        <w:t xml:space="preserve">assessment data in SPSS. It is worth knowing about them before they occur.</w:t>
+        <w:t xml:space="preserve">The problems below occur regularly when working with international assessment</w:t>
+      </w:r>
+      <w:r>
+        <w:t xml:space="preserve"> </w:t>
+      </w:r>
+      <w:r>
+        <w:t xml:space="preserve">data in SPSS. It is worth knowing about them before they occur.</w:t>
       </w:r>
     </w:p>
     <w:p>
@@ -9664,19 +9876,19 @@
         <w:t xml:space="preserve"> </w:t>
       </w:r>
       <w:r>
-        <w:t xml:space="preserve">This signals an error in the merge keys. The most common cause is a</w:t>
-      </w:r>
-      <w:r>
-        <w:t xml:space="preserve"> </w:t>
-      </w:r>
-      <w:r>
-        <w:t xml:space="preserve">mismatch in the types of the key variables (e.g. numeric in one file and</w:t>
-      </w:r>
-      <w:r>
-        <w:t xml:space="preserve"> </w:t>
-      </w:r>
-      <w:r>
-        <w:t xml:space="preserve">string in the other) or omitting</w:t>
+        <w:t xml:space="preserve">This indicates an error in the merge keys. The most common cause is a mismatch</w:t>
+      </w:r>
+      <w:r>
+        <w:t xml:space="preserve"> </w:t>
+      </w:r>
+      <w:r>
+        <w:t xml:space="preserve">in the types of the key variables (e.g. numeric in one file and string in the</w:t>
+      </w:r>
+      <w:r>
+        <w:t xml:space="preserve"> </w:t>
+      </w:r>
+      <w:r>
+        <w:t xml:space="preserve">other) or omitting</w:t>
       </w:r>
       <w:r>
         <w:t xml:space="preserve"> </w:t>
@@ -9691,13 +9903,13 @@
         <w:t xml:space="preserve"> </w:t>
       </w:r>
       <w:r>
-        <w:t xml:space="preserve">in the merge — SPSS then matches</w:t>
-      </w:r>
-      <w:r>
-        <w:t xml:space="preserve"> </w:t>
-      </w:r>
-      <w:r>
-        <w:t xml:space="preserve">students from different countries who share the same</w:t>
+        <w:t xml:space="preserve">as one of the key variables in the merge — SPSS</w:t>
+      </w:r>
+      <w:r>
+        <w:t xml:space="preserve"> </w:t>
+      </w:r>
+      <w:r>
+        <w:t xml:space="preserve">may then match students from different countries who share the same</w:t>
       </w:r>
       <w:r>
         <w:t xml:space="preserve"> </w:t>
@@ -9709,13 +9921,10 @@
         <w:t xml:space="preserve">IDSTUD</w:t>
       </w:r>
       <w:r>
-        <w:t xml:space="preserve">. Solution:</w:t>
-      </w:r>
-      <w:r>
-        <w:t xml:space="preserve"> </w:t>
-      </w:r>
-      <w:r>
-        <w:t xml:space="preserve">check the variable types in</w:t>
+        <w:t xml:space="preserve"> </w:t>
+      </w:r>
+      <w:r>
+        <w:t xml:space="preserve">value. Solution: check the variable types in</w:t>
       </w:r>
       <w:r>
         <w:t xml:space="preserve"> </w:t>
@@ -9731,13 +9940,13 @@
         <w:t xml:space="preserve"> </w:t>
       </w:r>
       <w:r>
-        <w:t xml:space="preserve">and make sure both files are</w:t>
-      </w:r>
-      <w:r>
-        <w:t xml:space="preserve"> </w:t>
-      </w:r>
-      <w:r>
-        <w:t xml:space="preserve">sorted by the same keys before</w:t>
+        <w:t xml:space="preserve">and make sure</w:t>
+      </w:r>
+      <w:r>
+        <w:t xml:space="preserve"> </w:t>
+      </w:r>
+      <w:r>
+        <w:t xml:space="preserve">both files are sorted by the same keys before</w:t>
       </w:r>
       <w:r>
         <w:t xml:space="preserve"> </w:t>
@@ -9782,13 +9991,13 @@
         <w:t xml:space="preserve"> </w:t>
       </w:r>
       <w:r>
-        <w:t xml:space="preserve">was omitted, every subsequent procedure still uses the</w:t>
-      </w:r>
-      <w:r>
-        <w:t xml:space="preserve"> </w:t>
-      </w:r>
-      <w:r>
-        <w:t xml:space="preserve">weight. Check the SPSS status bar — the</w:t>
+        <w:t xml:space="preserve">was not executed, every subsequent procedure will continue to</w:t>
+      </w:r>
+      <w:r>
+        <w:t xml:space="preserve"> </w:t>
+      </w:r>
+      <w:r>
+        <w:t xml:space="preserve">use the active weight. Check the SPSS status bar — if it displays the</w:t>
       </w:r>
       <w:r>
         <w:t xml:space="preserve"> </w:t>
@@ -9804,19 +10013,13 @@
         <w:t xml:space="preserve"> </w:t>
       </w:r>
       <w:r>
-        <w:t xml:space="preserve">label means the weight</w:t>
-      </w:r>
-      <w:r>
-        <w:t xml:space="preserve"> </w:t>
-      </w:r>
-      <w:r>
-        <w:t xml:space="preserve">is active. As a matter of good practice, every block of analysis should end</w:t>
-      </w:r>
-      <w:r>
-        <w:t xml:space="preserve"> </w:t>
-      </w:r>
-      <w:r>
-        <w:t xml:space="preserve">with the</w:t>
+        <w:t xml:space="preserve">message, the weighting is active. As a matter of good practice,</w:t>
+      </w:r>
+      <w:r>
+        <w:t xml:space="preserve"> </w:t>
+      </w:r>
+      <w:r>
+        <w:t xml:space="preserve">every block of analysis should end with the</w:t>
       </w:r>
       <w:r>
         <w:t xml:space="preserve"> </w:t>
@@ -9858,7 +10061,7 @@
           <w:b/>
           <w:bCs/>
         </w:rPr>
-        <w:t xml:space="preserve">gives a huge N in the table.</w:t>
+        <w:t xml:space="preserve">produces a very large N in the output table.</w:t>
       </w:r>
       <w:r>
         <w:t xml:space="preserve"> </w:t>
@@ -9886,19 +10089,19 @@
         <w:t xml:space="preserve"> </w:t>
       </w:r>
       <w:r>
-        <w:t xml:space="preserve">column</w:t>
-      </w:r>
-      <w:r>
-        <w:t xml:space="preserve"> </w:t>
-      </w:r>
-      <w:r>
-        <w:t xml:space="preserve">in a weighted table is not the sample size. To assess the actual sample</w:t>
-      </w:r>
-      <w:r>
-        <w:t xml:space="preserve"> </w:t>
-      </w:r>
-      <w:r>
-        <w:t xml:space="preserve">size in exploratory analyses, you can use an unweighted</w:t>
+        <w:t xml:space="preserve">column in</w:t>
+      </w:r>
+      <w:r>
+        <w:t xml:space="preserve"> </w:t>
+      </w:r>
+      <w:r>
+        <w:t xml:space="preserve">a weighted table does not represent the actual sample size. To see the actual</w:t>
+      </w:r>
+      <w:r>
+        <w:t xml:space="preserve"> </w:t>
+      </w:r>
+      <w:r>
+        <w:t xml:space="preserve">sample size in exploratory analyses, you can use an unweighted</w:t>
       </w:r>
       <w:r>
         <w:t xml:space="preserve"> </w:t>
@@ -9910,7 +10113,10 @@
         <w:t xml:space="preserve">FREQUENCIES</w:t>
       </w:r>
       <w:r>
-        <w:t xml:space="preserve">.</w:t>
+        <w:t xml:space="preserve"> </w:t>
+      </w:r>
+      <w:r>
+        <w:t xml:space="preserve">procedure.</w:t>
       </w:r>
     </w:p>
     <w:p>
@@ -9922,7 +10128,7 @@
           <w:b/>
           <w:bCs/>
         </w:rPr>
-        <w:t xml:space="preserve">A variable has missing values coded as numeric categories.</w:t>
+        <w:t xml:space="preserve">A variable contains missing values coded as numeric categories.</w:t>
       </w:r>
       <w:r>
         <w:t xml:space="preserve"> </w:t>
@@ -9937,13 +10143,13 @@
         <w:t xml:space="preserve">“no response”</w:t>
       </w:r>
       <w:r>
-        <w:t xml:space="preserve">, but SPSS treats them</w:t>
-      </w:r>
-      <w:r>
-        <w:t xml:space="preserve"> </w:t>
-      </w:r>
-      <w:r>
-        <w:t xml:space="preserve">as data if they have not been declared as</w:t>
+        <w:t xml:space="preserve">, but SPSS treats them as</w:t>
+      </w:r>
+      <w:r>
+        <w:t xml:space="preserve"> </w:t>
+      </w:r>
+      <w:r>
+        <w:t xml:space="preserve">data if they have not been declared as</w:t>
       </w:r>
       <w:r>
         <w:t xml:space="preserve"> </w:t>
@@ -9956,19 +10162,19 @@
         <w:t xml:space="preserve">missing</w:t>
       </w:r>
       <w:r>
-        <w:t xml:space="preserve">. This leads to inflated</w:t>
-      </w:r>
-      <w:r>
-        <w:t xml:space="preserve"> </w:t>
-      </w:r>
-      <w:r>
-        <w:t xml:space="preserve">or incorrect results. Before each analysis, check the codebook and declare</w:t>
-      </w:r>
-      <w:r>
-        <w:t xml:space="preserve"> </w:t>
-      </w:r>
-      <w:r>
-        <w:t xml:space="preserve">the missing values in</w:t>
+        <w:t xml:space="preserve">. This leads to inflated or</w:t>
+      </w:r>
+      <w:r>
+        <w:t xml:space="preserve"> </w:t>
+      </w:r>
+      <w:r>
+        <w:t xml:space="preserve">incorrect results. Before each analysis, check the codebook and declare the</w:t>
+      </w:r>
+      <w:r>
+        <w:t xml:space="preserve"> </w:t>
+      </w:r>
+      <w:r>
+        <w:t xml:space="preserve">missing values in</w:t>
       </w:r>
       <w:r>
         <w:t xml:space="preserve"> </w:t>
@@ -9993,7 +10199,7 @@
           <w:b/>
           <w:bCs/>
         </w:rPr>
-        <w:t xml:space="preserve">The files are not sorted before merging.</w:t>
+        <w:t xml:space="preserve">Files were not sorted before merging.</w:t>
       </w:r>
       <w:r>
         <w:t xml:space="preserve"> </w:t>
@@ -10023,19 +10229,19 @@
         <w:t xml:space="preserve"> </w:t>
       </w:r>
       <w:r>
-        <w:t xml:space="preserve">option requires both files to be sorted by the</w:t>
-      </w:r>
-      <w:r>
-        <w:t xml:space="preserve"> </w:t>
-      </w:r>
-      <w:r>
-        <w:t xml:space="preserve">key variables in the same order. Failing to sort produces incorrect matches</w:t>
-      </w:r>
-      <w:r>
-        <w:t xml:space="preserve"> </w:t>
-      </w:r>
-      <w:r>
-        <w:t xml:space="preserve">with no error message at all.</w:t>
+        <w:t xml:space="preserve">option requires both files to be sorted by the key</w:t>
+      </w:r>
+      <w:r>
+        <w:t xml:space="preserve"> </w:t>
+      </w:r>
+      <w:r>
+        <w:t xml:space="preserve">variables in the same order. Failing to sort produces incorrect matches</w:t>
+      </w:r>
+      <w:r>
+        <w:t xml:space="preserve"> </w:t>
+      </w:r>
+      <w:r>
+        <w:t xml:space="preserve">without generating any error message.</w:t>
       </w:r>
     </w:p>
     <w:p>
@@ -10156,7 +10362,13 @@
         <w:t xml:space="preserve"> </w:t>
       </w:r>
       <w:r>
-        <w:t xml:space="preserve">the school file and</w:t>
+        <w:t xml:space="preserve">the</w:t>
+      </w:r>
+      <w:r>
+        <w:t xml:space="preserve"> </w:t>
+      </w:r>
+      <w:r>
+        <w:t xml:space="preserve">school file and</w:t>
       </w:r>
       <w:r>
         <w:t xml:space="preserve"> </w:t>
@@ -10171,13 +10383,13 @@
         <w:t xml:space="preserve"> </w:t>
       </w:r>
       <w:r>
-        <w:t xml:space="preserve">the file with item-level responses. Loading the</w:t>
-      </w:r>
-      <w:r>
-        <w:t xml:space="preserve"> </w:t>
-      </w:r>
-      <w:r>
-        <w:t xml:space="preserve">wrong file often produces no error — variables are simply missing or the</w:t>
+        <w:t xml:space="preserve">is the file with item-level responses. Loading the wrong</w:t>
+      </w:r>
+      <w:r>
+        <w:t xml:space="preserve"> </w:t>
+      </w:r>
+      <w:r>
+        <w:t xml:space="preserve">file often does not produce an error — variables may simply be missing or the</w:t>
       </w:r>
       <w:r>
         <w:t xml:space="preserve"> </w:t>
@@ -10208,25 +10420,31 @@
           <w:b/>
           <w:bCs/>
         </w:rPr>
-        <w:t xml:space="preserve">The standard error values do not match the report.</w:t>
-      </w:r>
-      <w:r>
-        <w:t xml:space="preserve"> </w:t>
-      </w:r>
-      <w:r>
-        <w:t xml:space="preserve">Differences on the order of 10–20 times between the SE from SPSS and the SE</w:t>
-      </w:r>
-      <w:r>
-        <w:t xml:space="preserve"> </w:t>
-      </w:r>
-      <w:r>
-        <w:t xml:space="preserve">from the national or international report are a normal effect of the lack of</w:t>
-      </w:r>
-      <w:r>
-        <w:t xml:space="preserve"> </w:t>
-      </w:r>
-      <w:r>
-        <w:t xml:space="preserve">support for replicate weights and the inflated precision when using</w:t>
+        <w:t xml:space="preserve">The standard error values do not match those reported in official sources.</w:t>
+      </w:r>
+      <w:r>
+        <w:t xml:space="preserve"> </w:t>
+      </w:r>
+      <w:r>
+        <w:t xml:space="preserve">Differences on the order of 10–20 times between the SE produced by SPSS and</w:t>
+      </w:r>
+      <w:r>
+        <w:t xml:space="preserve"> </w:t>
+      </w:r>
+      <w:r>
+        <w:t xml:space="preserve">those reported in the national or international report are an expected</w:t>
+      </w:r>
+      <w:r>
+        <w:t xml:space="preserve"> </w:t>
+      </w:r>
+      <w:r>
+        <w:t xml:space="preserve">consequence of the lack of support for replicate weights and the inflated</w:t>
+      </w:r>
+      <w:r>
+        <w:t xml:space="preserve"> </w:t>
+      </w:r>
+      <w:r>
+        <w:t xml:space="preserve">precision resulting from using</w:t>
       </w:r>
       <w:r>
         <w:t xml:space="preserve"> </w:t>
@@ -10241,13 +10459,13 @@
         <w:t xml:space="preserve"> </w:t>
       </w:r>
       <w:r>
-        <w:t xml:space="preserve">(see Section 3.2). In published results you should always report</w:t>
-      </w:r>
-      <w:r>
-        <w:t xml:space="preserve"> </w:t>
-      </w:r>
-      <w:r>
-        <w:t xml:space="preserve">SEs computed with dedicated tools.</w:t>
+        <w:t xml:space="preserve">(see Section 3.2). In published results</w:t>
+      </w:r>
+      <w:r>
+        <w:t xml:space="preserve"> </w:t>
+      </w:r>
+      <w:r>
+        <w:t xml:space="preserve">you should always report SEs calculated with dedicated tools.</w:t>
       </w:r>
     </w:p>
     <w:p>
@@ -10273,7 +10491,7 @@
         <w:pStyle w:val="FirstParagraph"/>
       </w:pPr>
       <w:r>
-        <w:t xml:space="preserve">SPSS is a useful tool at the stage of preparing and initially exploring</w:t>
+        <w:t xml:space="preserve">SPSS is a useful tool for preparing and conducting an initial exploration of</w:t>
       </w:r>
       <w:r>
         <w:t xml:space="preserve"> </w:t>
@@ -10300,19 +10518,25 @@
         <w:t xml:space="preserve"> </w:t>
       </w:r>
       <w:r>
-        <w:t xml:space="preserve">format mean that it works well</w:t>
-      </w:r>
-      <w:r>
-        <w:t xml:space="preserve"> </w:t>
-      </w:r>
-      <w:r>
-        <w:t xml:space="preserve">for reading in data, merging files, appending national questions, checking</w:t>
-      </w:r>
-      <w:r>
-        <w:t xml:space="preserve"> </w:t>
-      </w:r>
-      <w:r>
-        <w:t xml:space="preserve">variable distributions, recoding and creating simple visualisations.</w:t>
+        <w:t xml:space="preserve">format make it well suited for</w:t>
+      </w:r>
+      <w:r>
+        <w:t xml:space="preserve"> </w:t>
+      </w:r>
+      <w:r>
+        <w:t xml:space="preserve">importing data, merging files, appending national questionnaire data,</w:t>
+      </w:r>
+      <w:r>
+        <w:t xml:space="preserve"> </w:t>
+      </w:r>
+      <w:r>
+        <w:t xml:space="preserve">examining variable distributions, recoding variables and creating basic</w:t>
+      </w:r>
+      <w:r>
+        <w:t xml:space="preserve"> </w:t>
+      </w:r>
+      <w:r>
+        <w:t xml:space="preserve">visualisations.</w:t>
       </w:r>
     </w:p>
     <w:p>
@@ -10320,31 +10544,31 @@
         <w:pStyle w:val="BodyText"/>
       </w:pPr>
       <w:r>
-        <w:t xml:space="preserve">On its own, however, SPSS does not handle replicate weights or plausible</w:t>
-      </w:r>
-      <w:r>
-        <w:t xml:space="preserve"> </w:t>
-      </w:r>
-      <w:r>
-        <w:t xml:space="preserve">values, so for reporting analyses — correct standard errors, significance</w:t>
-      </w:r>
-      <w:r>
-        <w:t xml:space="preserve"> </w:t>
-      </w:r>
-      <w:r>
-        <w:t xml:space="preserve">tests and the full analysis of achievement scores — it is not sufficient.</w:t>
-      </w:r>
-      <w:r>
-        <w:t xml:space="preserve"> </w:t>
-      </w:r>
-      <w:r>
-        <w:t xml:space="preserve">This does not mean you have to give it up. The simplest, SPSS-compatible</w:t>
-      </w:r>
-      <w:r>
-        <w:t xml:space="preserve"> </w:t>
-      </w:r>
-      <w:r>
-        <w:t xml:space="preserve">complement is the IEA IDB Analyzer: it works on the same</w:t>
+        <w:t xml:space="preserve">However, SPSS alone does not support replicate weights or plausible values, so</w:t>
+      </w:r>
+      <w:r>
+        <w:t xml:space="preserve"> </w:t>
+      </w:r>
+      <w:r>
+        <w:t xml:space="preserve">it is not sufficient for reporting analyses that require correct standard</w:t>
+      </w:r>
+      <w:r>
+        <w:t xml:space="preserve"> </w:t>
+      </w:r>
+      <w:r>
+        <w:t xml:space="preserve">errors, significance tests and the full analysis of achievement data. This</w:t>
+      </w:r>
+      <w:r>
+        <w:t xml:space="preserve"> </w:t>
+      </w:r>
+      <w:r>
+        <w:t xml:space="preserve">does not mean you have to give it up. The simplest complement is the IEA IDB</w:t>
+      </w:r>
+      <w:r>
+        <w:t xml:space="preserve"> </w:t>
+      </w:r>
+      <w:r>
+        <w:t xml:space="preserve">Analyzer — an SPSS-compatible tool that works on the same</w:t>
       </w:r>
       <w:r>
         <w:t xml:space="preserve"> </w:t>
@@ -10365,13 +10589,13 @@
         <w:t xml:space="preserve"> </w:t>
       </w:r>
       <w:r>
-        <w:t xml:space="preserve">requires no programming and returns results in the SPSS output window,</w:t>
-      </w:r>
-      <w:r>
-        <w:t xml:space="preserve"> </w:t>
-      </w:r>
-      <w:r>
-        <w:t xml:space="preserve">while correctly accounting for replicate weights and PVs.</w:t>
+        <w:t xml:space="preserve">requires no programming and returns results in the SPSS output viewer, while</w:t>
+      </w:r>
+      <w:r>
+        <w:t xml:space="preserve"> </w:t>
+      </w:r>
+      <w:r>
+        <w:t xml:space="preserve">correctly accounting for replicate weights and PVs.</w:t>
       </w:r>
     </w:p>
     <w:p>
@@ -10379,55 +10603,49 @@
         <w:pStyle w:val="BodyText"/>
       </w:pPr>
       <w:r>
-        <w:t xml:space="preserve">The recommended approach is therefore to prepare and explore the data in</w:t>
-      </w:r>
-      <w:r>
-        <w:t xml:space="preserve"> </w:t>
-      </w:r>
-      <w:r>
-        <w:t xml:space="preserve">SPSS, and then to carry out the actual population analyses in the IDB</w:t>
-      </w:r>
-      <w:r>
-        <w:t xml:space="preserve"> </w:t>
-      </w:r>
-      <w:r>
-        <w:t xml:space="preserve">Analyzer (or — if you work in R or Stata — in the Rrepest, repest or intsvy</w:t>
-      </w:r>
-      <w:r>
-        <w:t xml:space="preserve"> </w:t>
-      </w:r>
-      <w:r>
-        <w:t xml:space="preserve">packages). This two-stage way of working lets you take advantage of the</w:t>
-      </w:r>
-      <w:r>
-        <w:t xml:space="preserve"> </w:t>
-      </w:r>
-      <w:r>
-        <w:t xml:space="preserve">convenience of SPSS at the data-preparation stage while preserving the</w:t>
-      </w:r>
-      <w:r>
-        <w:t xml:space="preserve"> </w:t>
-      </w:r>
-      <w:r>
-        <w:t xml:space="preserve">methodological correctness of the final results. It is good practice to</w:t>
-      </w:r>
-      <w:r>
-        <w:t xml:space="preserve"> </w:t>
-      </w:r>
-      <w:r>
-        <w:t xml:space="preserve">verify descriptive results by comparing them with the official national</w:t>
-      </w:r>
-      <w:r>
-        <w:t xml:space="preserve"> </w:t>
-      </w:r>
-      <w:r>
-        <w:t xml:space="preserve">reports or with results from the IDB Analyzer, which confirms that the data</w:t>
-      </w:r>
-      <w:r>
-        <w:t xml:space="preserve"> </w:t>
-      </w:r>
-      <w:r>
-        <w:t xml:space="preserve">have been read in and prepared correctly.</w:t>
+        <w:t xml:space="preserve">The recommended approach is therefore to prepare and explore the data in SPSS,</w:t>
+      </w:r>
+      <w:r>
+        <w:t xml:space="preserve"> </w:t>
+      </w:r>
+      <w:r>
+        <w:t xml:space="preserve">and then to carry out the final population analyses in the IDB Analyzer (or —</w:t>
+      </w:r>
+      <w:r>
+        <w:t xml:space="preserve"> </w:t>
+      </w:r>
+      <w:r>
+        <w:t xml:space="preserve">if you work in R or Stata — using the Rrepest, repest or intsvy packages). This</w:t>
+      </w:r>
+      <w:r>
+        <w:t xml:space="preserve"> </w:t>
+      </w:r>
+      <w:r>
+        <w:t xml:space="preserve">two-step workflow lets you take advantage of the convenience of SPSS during</w:t>
+      </w:r>
+      <w:r>
+        <w:t xml:space="preserve"> </w:t>
+      </w:r>
+      <w:r>
+        <w:t xml:space="preserve">data preparation while ensuring that the final results are methodologically</w:t>
+      </w:r>
+      <w:r>
+        <w:t xml:space="preserve"> </w:t>
+      </w:r>
+      <w:r>
+        <w:t xml:space="preserve">sound and reliable for statistical inference. Finally, it is good practice to</w:t>
+      </w:r>
+      <w:r>
+        <w:t xml:space="preserve"> </w:t>
+      </w:r>
+      <w:r>
+        <w:t xml:space="preserve">verify descriptive results by comparing them with those reported in the</w:t>
+      </w:r>
+      <w:r>
+        <w:t xml:space="preserve"> </w:t>
+      </w:r>
+      <w:r>
+        <w:t xml:space="preserve">official national reports or generated by the IEA IDB Analyzer.</w:t>
       </w:r>
     </w:p>
     <w:bookmarkEnd w:id="93"/>
@@ -10822,13 +11040,13 @@
       </w:hyperlink>
     </w:p>
     <w:bookmarkEnd w:id="104"/>
-    <w:bookmarkStart w:id="111" w:name="Xd37b6b5b0e83ad443f8c5c44dbac9f17566fdd6"/>
+    <w:bookmarkStart w:id="111" w:name="Xe4411161d8d19a3f1669eecbb4fe34cb4b530ad"/>
     <w:p>
       <w:pPr>
         <w:pStyle w:val="Heading2"/>
       </w:pPr>
       <w:r>
-        <w:t xml:space="preserve">11.3 Dedicated tools for analyses with PVs and replicate weights</w:t>
+        <w:t xml:space="preserve">11.3 Dedicated tools for analysing data with PVs and replicate weights</w:t>
       </w:r>
     </w:p>
     <w:p>
@@ -10836,31 +11054,25 @@
         <w:pStyle w:val="FirstParagraph"/>
       </w:pPr>
       <w:r>
-        <w:t xml:space="preserve">For the correct estimation of standard errors, testing differences between</w:t>
-      </w:r>
-      <w:r>
-        <w:t xml:space="preserve"> </w:t>
-      </w:r>
-      <w:r>
-        <w:t xml:space="preserve">groups and the full analysis of achievement scores with plausible values,</w:t>
-      </w:r>
-      <w:r>
-        <w:t xml:space="preserve"> </w:t>
-      </w:r>
-      <w:r>
-        <w:t xml:space="preserve">tools designed specifically for working with IEA and OECD data are</w:t>
-      </w:r>
-      <w:r>
-        <w:t xml:space="preserve"> </w:t>
-      </w:r>
-      <w:r>
-        <w:t xml:space="preserve">essential. For each of them, IBE-PIB has prepared a dedicated guide</w:t>
-      </w:r>
-      <w:r>
-        <w:t xml:space="preserve"> </w:t>
-      </w:r>
-      <w:r>
-        <w:t xml:space="preserve">available at the link below.</w:t>
+        <w:t xml:space="preserve">The correct estimation of standard errors, significance testing and the</w:t>
+      </w:r>
+      <w:r>
+        <w:t xml:space="preserve"> </w:t>
+      </w:r>
+      <w:r>
+        <w:t xml:space="preserve">analysis of achievement based on plausible values require software tools</w:t>
+      </w:r>
+      <w:r>
+        <w:t xml:space="preserve"> </w:t>
+      </w:r>
+      <w:r>
+        <w:t xml:space="preserve">designed specifically for working with IEA and OECD data. For each of them,</w:t>
+      </w:r>
+      <w:r>
+        <w:t xml:space="preserve"> </w:t>
+      </w:r>
+      <w:r>
+        <w:t xml:space="preserve">IBE-PIB provides a dedicated user guide.</w:t>
       </w:r>
     </w:p>
     <w:p>
@@ -10881,19 +11093,19 @@
         <w:t xml:space="preserve"> </w:t>
       </w:r>
       <w:r>
-        <w:t xml:space="preserve">– a graphical, windowed program that generates SPSS,</w:t>
-      </w:r>
-      <w:r>
-        <w:t xml:space="preserve"> </w:t>
-      </w:r>
-      <w:r>
-        <w:t xml:space="preserve">SAS or R syntax; it supports all IEA studies as well as PISA. It requires</w:t>
-      </w:r>
-      <w:r>
-        <w:t xml:space="preserve"> </w:t>
-      </w:r>
-      <w:r>
-        <w:t xml:space="preserve">no programming knowledge.</w:t>
+        <w:t xml:space="preserve">– a graphical application with a point-and-click</w:t>
+      </w:r>
+      <w:r>
+        <w:t xml:space="preserve"> </w:t>
+      </w:r>
+      <w:r>
+        <w:t xml:space="preserve">interface that generates SPSS, SAS or R syntax; it supports all IEA studies</w:t>
+      </w:r>
+      <w:r>
+        <w:t xml:space="preserve"> </w:t>
+      </w:r>
+      <w:r>
+        <w:t xml:space="preserve">as well as PISA. It requires no programming knowledge.</w:t>
       </w:r>
       <w:r>
         <w:br/>
@@ -10948,19 +11160,25 @@
         <w:t xml:space="preserve"> </w:t>
       </w:r>
       <w:r>
-        <w:t xml:space="preserve">– an R package developed by OECD; it supports PISA, PIAAC,</w:t>
-      </w:r>
-      <w:r>
-        <w:t xml:space="preserve"> </w:t>
-      </w:r>
-      <w:r>
-        <w:t xml:space="preserve">TALIS and SSES. It allows flexible analyses of regressions, means and</w:t>
-      </w:r>
-      <w:r>
-        <w:t xml:space="preserve"> </w:t>
-      </w:r>
-      <w:r>
-        <w:t xml:space="preserve">percentiles with full support for PVs and replicate weights.</w:t>
+        <w:t xml:space="preserve">– an R package developed by OECD for analysing PISA, PIAAC,</w:t>
+      </w:r>
+      <w:r>
+        <w:t xml:space="preserve"> </w:t>
+      </w:r>
+      <w:r>
+        <w:t xml:space="preserve">TALIS and SSES data. It supports flexible analyses of regression models,</w:t>
+      </w:r>
+      <w:r>
+        <w:t xml:space="preserve"> </w:t>
+      </w:r>
+      <w:r>
+        <w:t xml:space="preserve">means and percentiles while correctly incorporating PVs and replicate</w:t>
+      </w:r>
+      <w:r>
+        <w:t xml:space="preserve"> </w:t>
+      </w:r>
+      <w:r>
+        <w:t xml:space="preserve">weights.</w:t>
       </w:r>
       <w:r>
         <w:br/>
@@ -11015,19 +11233,25 @@
         <w:t xml:space="preserve"> </w:t>
       </w:r>
       <w:r>
-        <w:t xml:space="preserve">– an R package supporting a wide range of studies (PIRLS,</w:t>
-      </w:r>
-      <w:r>
-        <w:t xml:space="preserve"> </w:t>
-      </w:r>
-      <w:r>
-        <w:t xml:space="preserve">TIMSS, PISA, PIAAC, ICILS and others); it allows the computation of means,</w:t>
-      </w:r>
-      <w:r>
-        <w:t xml:space="preserve"> </w:t>
-      </w:r>
-      <w:r>
-        <w:t xml:space="preserve">percentages, correlations and regression models with replicate weights.</w:t>
+        <w:t xml:space="preserve">– an R package supporting a wide range of international</w:t>
+      </w:r>
+      <w:r>
+        <w:t xml:space="preserve"> </w:t>
+      </w:r>
+      <w:r>
+        <w:t xml:space="preserve">assessments, including PIRLS, TIMSS, PISA, PIAAC, ICILS and others. It</w:t>
+      </w:r>
+      <w:r>
+        <w:t xml:space="preserve"> </w:t>
+      </w:r>
+      <w:r>
+        <w:t xml:space="preserve">provides functions for estimating means, percentages, correlations and</w:t>
+      </w:r>
+      <w:r>
+        <w:t xml:space="preserve"> </w:t>
+      </w:r>
+      <w:r>
+        <w:t xml:space="preserve">regression models using replicate weights.</w:t>
       </w:r>
       <w:r>
         <w:br/>
@@ -11082,13 +11306,13 @@
         <w:t xml:space="preserve"> </w:t>
       </w:r>
       <w:r>
-        <w:t xml:space="preserve">– a command for Stata developed by OECD; it supports PISA,</w:t>
-      </w:r>
-      <w:r>
-        <w:t xml:space="preserve"> </w:t>
-      </w:r>
-      <w:r>
-        <w:t xml:space="preserve">PIAAC and TALIS. Avvisati, F., &amp; Keslair, F. (2014).</w:t>
+        <w:t xml:space="preserve">– a Stata command developed by OECD for analysing PISA, PIAAC and</w:t>
+      </w:r>
+      <w:r>
+        <w:t xml:space="preserve"> </w:t>
+      </w:r>
+      <w:r>
+        <w:t xml:space="preserve">TALIS data. Avvisati, F., &amp; Keslair, F. (2014).</w:t>
       </w:r>
       <w:r>
         <w:br/>
